--- a/testakten/bautraegervertrag-aus-der-hoelle/gesamt-docx/02-korrespondenz-und-vollvermerk.docx
+++ b/testakten/bautraegervertrag-aus-der-hoelle/gesamt-docx/02-korrespondenz-und-vollvermerk.docx
@@ -119,7 +119,7 @@
         <w:pStyle w:val="BodyText"/>
       </w:pPr>
       <w:r>
-        <w:t xml:space="preserve">Der Kaufpreis beträgt knapp 828 000 Euro. Vier Tage nach der Beurkundung kam die erste Ratenanforderung — über mehr als die Hälfte des Kaufpreises, fällig binnen 30 Tagen. Mir kam das hoch vor. Ich habe daraufhin den Vertrag noch einmal gelesen und an mehreren Stellen Bedenken bekommen, ohne genau benennen zu können, warum.</w:t>
+        <w:t xml:space="preserve">Der Kaufpreis beträgt knapp 828 000 Euro. Vier Tage nach der Beurkundung kam die erste Ratenanforderung — 30 Prozent des Kaufpreises, fällig binnen 30 Tagen. Laut Schreiben seien die Erdarbeiten begonnen; ich habe vor Ort aber nur Bauzäune, Geräte und vorbereitende Arbeiten gesehen. Mir kam außerdem merkwürdig vor, dass nur eine interne Bauleiterbestätigung beigefügt war. Ich habe daraufhin den Vertrag noch einmal gelesen und an mehreren Stellen Bedenken bekommen, ohne genau benennen zu können, warum.</w:t>
       </w:r>
     </w:p>
     <w:p>
@@ -149,7 +149,7 @@
         </w:numPr>
       </w:pPr>
       <w:r>
-        <w:t xml:space="preserve">Die erste Rate beträgt 56 Prozent. Ein befreundeter Architekt hat mir gesagt, das könne nicht der gesetzliche Ratenplan sein — der habe deutlich kleinere Anfangsraten.</w:t>
+        <w:t xml:space="preserve">Die erste Rate beträgt 30 Prozent. Ein befreundeter Architekt hat mir gesagt, das könne zwar grundsätzlich ein MaBV-Baustein sein, aber nur bei echten Erdarbeiten und nur, wenn die sonstigen Fälligkeitsvoraussetzungen wirklich vorliegen.</w:t>
       </w:r>
     </w:p>
     <w:p>
@@ -212,7 +212,15 @@
         <w:pStyle w:val="FirstParagraph"/>
       </w:pPr>
       <w:r>
-        <w:t xml:space="preserve">Ich habe inzwischen die Reservierungsgebühr von 22 000 Euro überwiesen (Anfang Februar, vor Beurkundung). Die erste Rate (knapp 464 000 Euro) ist seit der Anforderung am 18. März fällig, eine Mahnung ist noch nicht eingegangen.</w:t>
+        <w:t xml:space="preserve">Ich habe inzwischen die Reservierungsgebühr von 22 000 Euro überwiesen (Anfang Februar, vor Beurkundung). Die erste Rate (248 400 Euro) ist seit der Anforderung am 18. März fällig, eine Mahnung ist noch nicht eingegangen.</w:t>
+      </w:r>
+    </w:p>
+    <w:p>
+      <w:pPr>
+        <w:pStyle w:val="BodyText"/>
+      </w:pPr>
+      <w:r>
+        <w:t xml:space="preserve">Zusätzlich ist mir erst nach der Beurkundung aufgefallen, dass in § 5.2 von interner Projektsteuerung, in § 5.11 von Baugrund- und Grundwasserrisiken und in § 8 von stark beschränkten Baustellenbesichtigungen die Rede ist. Mein Architekt-Bekannter meint, ein juristisch guter Vertrag nütze wenig, wenn ich vor Zahlung und Abnahme gar nicht prüfen kann, ob die Baugrube, die Abdichtung, die Haustechnik und die Bauüberwachung sauber laufen.</w:t>
       </w:r>
     </w:p>
     <w:p>
@@ -302,7 +310,7 @@
         <w:pStyle w:val="BodyText"/>
       </w:pPr>
       <w:r>
-        <w:t xml:space="preserve">Der Architekt-Bekannte des Mandanten (Dipl.-Ing. Wolfram Bockhusen) hat eine Erstdurchsicht der Baubeschreibung vorgenommen und mehrere offene Punkte markiert: keine konkrete Energieklasse, keine konkrete Marken-/Klassenfestlegung bei Sanitär, Bodenbelägen, Innentüren; Verweis auf „einfache Art und Güte” im Vertrag widerspricht dem Verkaufsprospekt, der durchgehend von „gehobener Ausstattung” spricht.</w:t>
+        <w:t xml:space="preserve">Der Architekt-Bekannte des Mandanten (Dipl.-Ing. Wolfram Bockhusen) hat eine Erstdurchsicht der Baubeschreibung vorgenommen und mehrere offene Punkte markiert: keine konkrete Energieklasse, keine konkrete Marken-/Klassenfestlegung bei Sanitär, Bodenbelägen, Innentüren; Verweis auf „einfache Art und Güte” im Vertrag widerspricht dem Verkaufsprospekt, der durchgehend von „gehobener Ausstattung” spricht. Bockhusen hat außerdem Baugrundgutachten, Grundwasser-/Baugrubenkonzept, Ausführungsplanung, Schallschutz-, Brandschutz-, Wärme- und Lüftungsnachweise, Wartungskonzept sowie die Protokolle der Objektüberwachung angefordert; nach dem Vertrag sollen diese Unterlagen aber weitgehend intern bleiben.</w:t>
       </w:r>
     </w:p>
     <w:p>
@@ -330,7 +338,7 @@
         </w:numPr>
       </w:pPr>
       <w:r>
-        <w:t xml:space="preserve">Erste Rate nicht ungeprüft zahlen. Vor Zahlung Prüfung MaBV-Konformität und Sicherheitsleistung nach § 650m Abs. 2 BGB einfordern.</w:t>
+        <w:t xml:space="preserve">Erste Rate nicht ungeprüft zahlen. Vor Zahlung Prüfung MaBV-Konformität, tatsächlicher Erdarbeiten, Vormerkung/Freistellung, Baugenehmigung und Sicherheitsleistung nach § 650m Abs. 2 BGB einfordern.</w:t>
       </w:r>
     </w:p>
     <w:p>
@@ -354,7 +362,7 @@
         </w:numPr>
       </w:pPr>
       <w:r>
-        <w:t xml:space="preserve">Frist für anwaltliche Antwort an den Bauträger: 15.04.2026.</w:t>
+        <w:t xml:space="preserve">Technische Unterlagen anfordern: Baugrund, Baugrube/Wasserhaltung, Statik/Brandschutz/Schallschutz, GEG-/Energienachweise, Lüftung, technische Betriebsführung und Wartungsverträge.</w:t>
       </w:r>
     </w:p>
     <w:p>
@@ -366,6 +374,18 @@
         </w:numPr>
       </w:pPr>
       <w:r>
+        <w:t xml:space="preserve">Frist für anwaltliche Antwort an den Bauträger: 15.04.2026.</w:t>
+      </w:r>
+    </w:p>
+    <w:p>
+      <w:pPr>
+        <w:pStyle w:val="Compact"/>
+        <w:numPr>
+          <w:ilvl w:val="0"/>
+          <w:numId w:val="1002"/>
+        </w:numPr>
+      </w:pPr>
+      <w:r>
         <w:t xml:space="preserve">Reservierungsgebühr: Verrechnung mit der ersten Rate fordern; § 3.4 ist potenziell unwirksam.</w:t>
       </w:r>
     </w:p>
@@ -456,7 +476,7 @@
         <w:t xml:space="preserve"> </w:t>
       </w:r>
       <w:r>
-        <w:t xml:space="preserve">Die erste Rate von 56 Prozent ist auf zwei Ebenen problematisch. Erstens entspricht der Ratenplan in § 3.2 nicht § 3 Abs. 2 MaBV: Die Verordnung lässt maximal sieben zusammengefasste Raten zu — Ihr Plan enthält acht. Zweitens setzt die erste Rate keinen MaBV-Stichmonat voraus; sie soll allein durch Vertragswirksamkeit fällig werden. Beides macht den Ratenplan insgesamt nicht MaBV-konform und damit unwirksam. Statt 56 Prozent darf die erste Rate nach MaBV nur einen kleinen Bruchteil ausmachen — und erst nach Beginn der Erdarbeiten und Vorliegen aller Voraussetzungen des § 3 Abs. 1 MaBV. Bis dahin: nicht zahlen.</w:t>
+        <w:t xml:space="preserve">Die erste Rate von 30 Prozent ist nicht schon deshalb falsch, weil sie 30 Prozent beträgt. Problematisch ist die Kombination: Die Vormerkung soll nach § 3.1 schon bei „eintragungsbereit beantragt” genügen, die Lastenfreistellung darf nur zugesichert sein, die Baugenehmigung für Haus 4 ist unklar und der Baufortschritt wird allein durch eine interne Bauleiter-/Projektcontrollerbestätigung ausgelöst. Eine eigene Bautenstandsprüfung soll die Fälligkeit praktisch nicht hemmen. Bis zur Prüfung von § 3 Abs. 1 MaBV, tatsächlichem Erdarbeitsbeginn und § 650m-Sicherheit: nicht zahlen.</w:t>
       </w:r>
     </w:p>
     <w:p>
@@ -474,7 +494,25 @@
         <w:t xml:space="preserve"> </w:t>
       </w:r>
       <w:r>
-        <w:t xml:space="preserve">Mehrere Klauseln sind aus meiner Sicht nach §§ 307 ff. BGB unwirksam: die Beweislastumkehr in § 3.2 (gegen § 309 Nr. 15 lit. a BGB), die pauschale Empfangsbestätigung in § 0.2 (gegen § 309 Nr. 15 lit. b BGB), der Selbstvornahmeausschluss in § 9.4, die Verkürzung der Verjährung auf zwei Jahre, die Abnahmeklausel zugunsten des Bauträger-Erstverwalters, die Wohnflächentoleranz von 8 Prozent, die einseitige Vormerkungslöschung, die Schlüsselverweigerung trotz Mängeln, die unbegrenzte Belastungsvollmacht mit persönlicher Haftung, die unwiderrufliche Vollmacht zur Änderung der eigenen Sondereigentumseinheit, sowie der vollständige Verzicht auf den Sicherheitseinbehalt nach § 650m BGB.</w:t>
+        <w:t xml:space="preserve">Mehrere Klauseln sind aus meiner Sicht nach §§ 307 ff. BGB unwirksam: die Beweislastumkehr in § 3.2 (gegen § 309 Nr. 12 lit. a BGB), die pauschale Empfangsbestätigung in § 0.2 (gegen § 309 Nr. 12 lit. b BGB), der Selbstvornahmeausschluss in § 9.4, die Verkürzung der Verjährung auf zwei Jahre, die Abnahmeklausel zugunsten des Bauträger-Erstverwalters, die Wohnflächentoleranz von 8 Prozent, die einseitige Vormerkungslöschung, die Schlüsselverweigerung trotz Mängeln, die unbegrenzte Belastungsvollmacht mit persönlicher Haftung, die unwiderrufliche Vollmacht zur Änderung der eigenen Sondereigentumseinheit, sowie der vollständige Verzicht auf den Sicherheitseinbehalt nach § 650m BGB.</w:t>
+      </w:r>
+    </w:p>
+    <w:p>
+      <w:pPr>
+        <w:pStyle w:val="BodyText"/>
+      </w:pPr>
+      <w:r>
+        <w:rPr>
+          <w:b/>
+          <w:bCs/>
+        </w:rPr>
+        <w:t xml:space="preserve">Teil B2 — Technisches Projektrisiko.</w:t>
+      </w:r>
+      <w:r>
+        <w:t xml:space="preserve"> </w:t>
+      </w:r>
+      <w:r>
+        <w:t xml:space="preserve">Juristisch besonders gefährlich sind die unauffälligen technischen Klauseln: Die Objektüberwachung bleibt intern, HOAI-Leistungsphasen begründen keine Käuferrechte, Baugrund- und Grundwasserrisiken werden verharmlost, private Bauüberwachung ist stark beschränkt und Wartungs-/Betriebsführungsverträge können bis zu sieben Jahre über den Erstverwalter gebunden werden. Das sind keine Nebenpunkte; sie betreffen die tatsächliche Bauqualität und die späteren WEG-Kosten.</w:t>
       </w:r>
     </w:p>
     <w:p>
@@ -919,40 +957,40 @@
               <w:pStyle w:val="Compact"/>
             </w:pPr>
             <w:r>
-              <w:t xml:space="preserve">Bautenstand</w:t>
-            </w:r>
-          </w:p>
-        </w:tc>
-        <w:tc>
-          <w:tcPr/>
-          <w:p>
-            <w:pPr>
-              <w:pStyle w:val="Compact"/>
-            </w:pPr>
-            <w:r>
-              <w:t xml:space="preserve">Sind Erdarbeiten begonnen? Stichmonat erreicht?</w:t>
-            </w:r>
-          </w:p>
-        </w:tc>
-        <w:tc>
-          <w:tcPr/>
-          <w:p>
-            <w:pPr>
-              <w:pStyle w:val="Compact"/>
-            </w:pPr>
-            <w:r>
-              <w:t xml:space="preserve">Bauleiterbestätigung</w:t>
-            </w:r>
-          </w:p>
-        </w:tc>
-        <w:tc>
-          <w:tcPr/>
-          <w:p>
-            <w:pPr>
-              <w:pStyle w:val="Compact"/>
-            </w:pPr>
-            <w:r>
-              <w:t xml:space="preserve">MaBV-Konformität</w:t>
+              <w:t xml:space="preserve">Technische Ratenprüfung</w:t>
+            </w:r>
+          </w:p>
+        </w:tc>
+        <w:tc>
+          <w:tcPr/>
+          <w:p>
+            <w:pPr>
+              <w:pStyle w:val="Compact"/>
+            </w:pPr>
+            <w:r>
+              <w:t xml:space="preserve">Sind echte Erdarbeiten begonnen und objektiv prüfbar?</w:t>
+            </w:r>
+          </w:p>
+        </w:tc>
+        <w:tc>
+          <w:tcPr/>
+          <w:p>
+            <w:pPr>
+              <w:pStyle w:val="Compact"/>
+            </w:pPr>
+            <w:r>
+              <w:t xml:space="preserve">Fotos, Bautenstandsbericht, Sachverständigenvermerk</w:t>
+            </w:r>
+          </w:p>
+        </w:tc>
+        <w:tc>
+          <w:tcPr/>
+          <w:p>
+            <w:pPr>
+              <w:pStyle w:val="Compact"/>
+            </w:pPr>
+            <w:r>
+              <w:t xml:space="preserve">Interne Bauleiterbestätigung reicht nicht</w:t>
             </w:r>
           </w:p>
         </w:tc>
@@ -965,40 +1003,40 @@
               <w:pStyle w:val="Compact"/>
             </w:pPr>
             <w:r>
-              <w:t xml:space="preserve">Auflassungsvormerkung</w:t>
-            </w:r>
-          </w:p>
-        </w:tc>
-        <w:tc>
-          <w:tcPr/>
-          <w:p>
-            <w:pPr>
-              <w:pStyle w:val="Compact"/>
-            </w:pPr>
-            <w:r>
-              <w:t xml:space="preserve">Wann beantragt, wann eingetragen?</w:t>
-            </w:r>
-          </w:p>
-        </w:tc>
-        <w:tc>
-          <w:tcPr/>
-          <w:p>
-            <w:pPr>
-              <w:pStyle w:val="Compact"/>
-            </w:pPr>
-            <w:r>
-              <w:t xml:space="preserve">Grundbuchauszug</w:t>
-            </w:r>
-          </w:p>
-        </w:tc>
-        <w:tc>
-          <w:tcPr/>
-          <w:p>
-            <w:pPr>
-              <w:pStyle w:val="Compact"/>
-            </w:pPr>
-            <w:r>
-              <w:t xml:space="preserve">Schutz der dinglichen Sicherung</w:t>
+              <w:t xml:space="preserve">Bautenstand</w:t>
+            </w:r>
+          </w:p>
+        </w:tc>
+        <w:tc>
+          <w:tcPr/>
+          <w:p>
+            <w:pPr>
+              <w:pStyle w:val="Compact"/>
+            </w:pPr>
+            <w:r>
+              <w:t xml:space="preserve">Sind Erdarbeiten begonnen? Stichmonat erreicht?</w:t>
+            </w:r>
+          </w:p>
+        </w:tc>
+        <w:tc>
+          <w:tcPr/>
+          <w:p>
+            <w:pPr>
+              <w:pStyle w:val="Compact"/>
+            </w:pPr>
+            <w:r>
+              <w:t xml:space="preserve">Bauleiterbestätigung</w:t>
+            </w:r>
+          </w:p>
+        </w:tc>
+        <w:tc>
+          <w:tcPr/>
+          <w:p>
+            <w:pPr>
+              <w:pStyle w:val="Compact"/>
+            </w:pPr>
+            <w:r>
+              <w:t xml:space="preserve">MaBV-Konformität</w:t>
             </w:r>
           </w:p>
         </w:tc>
@@ -1011,40 +1049,40 @@
               <w:pStyle w:val="Compact"/>
             </w:pPr>
             <w:r>
-              <w:t xml:space="preserve">Lastenfreistellung</w:t>
-            </w:r>
-          </w:p>
-        </w:tc>
-        <w:tc>
-          <w:tcPr/>
-          <w:p>
-            <w:pPr>
-              <w:pStyle w:val="Compact"/>
-            </w:pPr>
-            <w:r>
-              <w:t xml:space="preserve">Erklärung vorhanden?</w:t>
-            </w:r>
-          </w:p>
-        </w:tc>
-        <w:tc>
-          <w:tcPr/>
-          <w:p>
-            <w:pPr>
-              <w:pStyle w:val="Compact"/>
-            </w:pPr>
-            <w:r>
-              <w:t xml:space="preserve">Freistellungserklärung im Original</w:t>
-            </w:r>
-          </w:p>
-        </w:tc>
-        <w:tc>
-          <w:tcPr/>
-          <w:p>
-            <w:pPr>
-              <w:pStyle w:val="Compact"/>
-            </w:pPr>
-            <w:r>
-              <w:t xml:space="preserve">Insolvenzrisiko</w:t>
+              <w:t xml:space="preserve">Auflassungsvormerkung</w:t>
+            </w:r>
+          </w:p>
+        </w:tc>
+        <w:tc>
+          <w:tcPr/>
+          <w:p>
+            <w:pPr>
+              <w:pStyle w:val="Compact"/>
+            </w:pPr>
+            <w:r>
+              <w:t xml:space="preserve">Wann beantragt, wann eingetragen?</w:t>
+            </w:r>
+          </w:p>
+        </w:tc>
+        <w:tc>
+          <w:tcPr/>
+          <w:p>
+            <w:pPr>
+              <w:pStyle w:val="Compact"/>
+            </w:pPr>
+            <w:r>
+              <w:t xml:space="preserve">Grundbuchauszug</w:t>
+            </w:r>
+          </w:p>
+        </w:tc>
+        <w:tc>
+          <w:tcPr/>
+          <w:p>
+            <w:pPr>
+              <w:pStyle w:val="Compact"/>
+            </w:pPr>
+            <w:r>
+              <w:t xml:space="preserve">Schutz der dinglichen Sicherung</w:t>
             </w:r>
           </w:p>
         </w:tc>
@@ -1057,40 +1095,40 @@
               <w:pStyle w:val="Compact"/>
             </w:pPr>
             <w:r>
-              <w:t xml:space="preserve">Baugenehmigung Haus 4</w:t>
-            </w:r>
-          </w:p>
-        </w:tc>
-        <w:tc>
-          <w:tcPr/>
-          <w:p>
-            <w:pPr>
-              <w:pStyle w:val="Compact"/>
-            </w:pPr>
-            <w:r>
-              <w:t xml:space="preserve">Liegt vor oder steht aus?</w:t>
-            </w:r>
-          </w:p>
-        </w:tc>
-        <w:tc>
-          <w:tcPr/>
-          <w:p>
-            <w:pPr>
-              <w:pStyle w:val="Compact"/>
-            </w:pPr>
-            <w:r>
-              <w:t xml:space="preserve">Bescheid Landkreis</w:t>
-            </w:r>
-          </w:p>
-        </w:tc>
-        <w:tc>
-          <w:tcPr/>
-          <w:p>
-            <w:pPr>
-              <w:pStyle w:val="Compact"/>
-            </w:pPr>
-            <w:r>
-              <w:t xml:space="preserve">Fälligkeitsvoraussetzung</w:t>
+              <w:t xml:space="preserve">Lastenfreistellung</w:t>
+            </w:r>
+          </w:p>
+        </w:tc>
+        <w:tc>
+          <w:tcPr/>
+          <w:p>
+            <w:pPr>
+              <w:pStyle w:val="Compact"/>
+            </w:pPr>
+            <w:r>
+              <w:t xml:space="preserve">Erklärung vorhanden?</w:t>
+            </w:r>
+          </w:p>
+        </w:tc>
+        <w:tc>
+          <w:tcPr/>
+          <w:p>
+            <w:pPr>
+              <w:pStyle w:val="Compact"/>
+            </w:pPr>
+            <w:r>
+              <w:t xml:space="preserve">Freistellungserklärung im Original</w:t>
+            </w:r>
+          </w:p>
+        </w:tc>
+        <w:tc>
+          <w:tcPr/>
+          <w:p>
+            <w:pPr>
+              <w:pStyle w:val="Compact"/>
+            </w:pPr>
+            <w:r>
+              <w:t xml:space="preserve">Insolvenzrisiko</w:t>
             </w:r>
           </w:p>
         </w:tc>
@@ -1103,6 +1141,52 @@
               <w:pStyle w:val="Compact"/>
             </w:pPr>
             <w:r>
+              <w:t xml:space="preserve">Baugenehmigung Haus 4</w:t>
+            </w:r>
+          </w:p>
+        </w:tc>
+        <w:tc>
+          <w:tcPr/>
+          <w:p>
+            <w:pPr>
+              <w:pStyle w:val="Compact"/>
+            </w:pPr>
+            <w:r>
+              <w:t xml:space="preserve">Liegt vor oder steht aus?</w:t>
+            </w:r>
+          </w:p>
+        </w:tc>
+        <w:tc>
+          <w:tcPr/>
+          <w:p>
+            <w:pPr>
+              <w:pStyle w:val="Compact"/>
+            </w:pPr>
+            <w:r>
+              <w:t xml:space="preserve">Bescheid Landkreis</w:t>
+            </w:r>
+          </w:p>
+        </w:tc>
+        <w:tc>
+          <w:tcPr/>
+          <w:p>
+            <w:pPr>
+              <w:pStyle w:val="Compact"/>
+            </w:pPr>
+            <w:r>
+              <w:t xml:space="preserve">Fälligkeitsvoraussetzung</w:t>
+            </w:r>
+          </w:p>
+        </w:tc>
+      </w:tr>
+      <w:tr>
+        <w:tc>
+          <w:tcPr/>
+          <w:p>
+            <w:pPr>
+              <w:pStyle w:val="Compact"/>
+            </w:pPr>
+            <w:r>
               <w:t xml:space="preserve">Show-Wohnung</w:t>
             </w:r>
           </w:p>
@@ -1137,6 +1221,144 @@
             </w:pPr>
             <w:r>
               <w:t xml:space="preserve">Auslegung Bausoll</w:t>
+            </w:r>
+          </w:p>
+        </w:tc>
+      </w:tr>
+      <w:tr>
+        <w:tc>
+          <w:tcPr/>
+          <w:p>
+            <w:pPr>
+              <w:pStyle w:val="Compact"/>
+            </w:pPr>
+            <w:r>
+              <w:t xml:space="preserve">Baugrund/Baugrube</w:t>
+            </w:r>
+          </w:p>
+        </w:tc>
+        <w:tc>
+          <w:tcPr/>
+          <w:p>
+            <w:pPr>
+              <w:pStyle w:val="Compact"/>
+            </w:pPr>
+            <w:r>
+              <w:t xml:space="preserve">Welche Gutachten, Wasserhaltungs- und Altlastenunterlagen gibt es?</w:t>
+            </w:r>
+          </w:p>
+        </w:tc>
+        <w:tc>
+          <w:tcPr/>
+          <w:p>
+            <w:pPr>
+              <w:pStyle w:val="Compact"/>
+            </w:pPr>
+            <w:r>
+              <w:t xml:space="preserve">Gutachten, Behördenunterlagen, Baustellenfotos</w:t>
+            </w:r>
+          </w:p>
+        </w:tc>
+        <w:tc>
+          <w:tcPr/>
+          <w:p>
+            <w:pPr>
+              <w:pStyle w:val="Compact"/>
+            </w:pPr>
+            <w:r>
+              <w:t xml:space="preserve">verdeckte Mehrkosten/Verzug/Qualitätsrisiko</w:t>
+            </w:r>
+          </w:p>
+        </w:tc>
+      </w:tr>
+      <w:tr>
+        <w:tc>
+          <w:tcPr/>
+          <w:p>
+            <w:pPr>
+              <w:pStyle w:val="Compact"/>
+            </w:pPr>
+            <w:r>
+              <w:t xml:space="preserve">Objektüberwachung</w:t>
+            </w:r>
+          </w:p>
+        </w:tc>
+        <w:tc>
+          <w:tcPr/>
+          <w:p>
+            <w:pPr>
+              <w:pStyle w:val="Compact"/>
+            </w:pPr>
+            <w:r>
+              <w:t xml:space="preserve">Wer macht LPH 8/Bauüberwachung und was wird dokumentiert?</w:t>
+            </w:r>
+          </w:p>
+        </w:tc>
+        <w:tc>
+          <w:tcPr/>
+          <w:p>
+            <w:pPr>
+              <w:pStyle w:val="Compact"/>
+            </w:pPr>
+            <w:r>
+              <w:t xml:space="preserve">Beauftragungen, Berichte, Bautagebuchauszüge</w:t>
+            </w:r>
+          </w:p>
+        </w:tc>
+        <w:tc>
+          <w:tcPr/>
+          <w:p>
+            <w:pPr>
+              <w:pStyle w:val="Compact"/>
+            </w:pPr>
+            <w:r>
+              <w:t xml:space="preserve">technische Kontrolle bleibt Verkäufer-intern</w:t>
+            </w:r>
+          </w:p>
+        </w:tc>
+      </w:tr>
+      <w:tr>
+        <w:tc>
+          <w:tcPr/>
+          <w:p>
+            <w:pPr>
+              <w:pStyle w:val="Compact"/>
+            </w:pPr>
+            <w:r>
+              <w:t xml:space="preserve">Wartungsverträge</w:t>
+            </w:r>
+          </w:p>
+        </w:tc>
+        <w:tc>
+          <w:tcPr/>
+          <w:p>
+            <w:pPr>
+              <w:pStyle w:val="Compact"/>
+            </w:pPr>
+            <w:r>
+              <w:t xml:space="preserve">Welche Laufzeiten/Kosten werden für WEG-Technik gebunden?</w:t>
+            </w:r>
+          </w:p>
+        </w:tc>
+        <w:tc>
+          <w:tcPr/>
+          <w:p>
+            <w:pPr>
+              <w:pStyle w:val="Compact"/>
+            </w:pPr>
+            <w:r>
+              <w:t xml:space="preserve">Vertragsentwürfe Erstverwalter</w:t>
+            </w:r>
+          </w:p>
+        </w:tc>
+        <w:tc>
+          <w:tcPr/>
+          <w:p>
+            <w:pPr>
+              <w:pStyle w:val="Compact"/>
+            </w:pPr>
+            <w:r>
+              <w:t xml:space="preserve">langfristige Betriebskostenfalle</w:t>
             </w:r>
           </w:p>
         </w:tc>
@@ -1305,7 +1527,7 @@
         <w:t xml:space="preserve"> </w:t>
       </w:r>
       <w:r>
-        <w:t xml:space="preserve">Anwaltliches Korrekturschreiben an die Bauträgerin mit klauselgenauer Aufstellung der Unwirksamkeitspunkte und Vorschlägen für die Nachverhandlung. Frist: 25.04.2026. Inhaltliches Ziel: Anerkennung der Unwirksamkeit, Aufnahme einer Sicherheit nach § 650m BGB, MaBV-konformer Ratenplan in höchstens sieben Raten, Streichung der einseitigen Vormerkungslöschung, Streichung des Selbstvornahmeausschlusses, Wiederherstellung der gesetzlichen Mängelverjährung, neutrale Abnahme des Gemeinschaftseigentums.</w:t>
+        <w:t xml:space="preserve">Anwaltliches Korrekturschreiben an die Bauträgerin mit klauselgenauer Aufstellung der Unwirksamkeitspunkte und Vorschlägen für die Nachverhandlung. Frist: 25.04.2026. Inhaltliches Ziel: Anerkennung der Unwirksamkeit, Aufnahme einer Sicherheit nach § 650m BGB, MaBV-konforme Fälligkeitsvoraussetzungen, objektiv prüfbarer Bautenstand, Streichung der einseitigen Vormerkungslöschung, Streichung des Selbstvornahmeausschlusses, Wiederherstellung der gesetzlichen Mängelverjährung, neutrale Abnahme des Gemeinschaftseigentums, technische Unterlagen und sachverständige Baukontrolle.</w:t>
       </w:r>
     </w:p>
     <w:p>
@@ -1772,10 +1994,10 @@
   <w:docDefaults>
     <w:rPrDefault>
       <w:rPr>
-        <w:rFonts w:asciiTheme="minorHAnsi" w:cstheme="minorBidi" w:eastAsiaTheme="minorHAnsi" w:hAnsiTheme="minorHAnsi"/>
+        <w:rFonts w:asciiTheme="minorHAnsi" w:cstheme="minorBidi" w:eastAsiaTheme="minorEastAsia" w:hAnsiTheme="minorHAnsi"/>
         <w:sz w:val="24"/>
         <w:szCs w:val="24"/>
-        <w:lang w:bidi="ar-SA" w:eastAsia="en-US" w:val="en-US"/>
+        <w:lang w:bidi="ar-SA" w:eastAsia="zh-CN" w:val="en-US"/>
       </w:rPr>
     </w:rPrDefault>
     <w:pPrDefault>
@@ -2316,13 +2538,6 @@
       </w:tblCellMar>
     </w:tblPr>
     <w:tblStylePr w:type="firstRow">
-      <w:tblPr>
-        <w:jc w:val="left"/>
-        <w:tblInd w:type="dxa" w:w="0"/>
-      </w:tblPr>
-      <w:trPr>
-        <w:jc w:val="left"/>
-      </w:trPr>
       <w:tcPr>
         <w:tcBorders>
           <w:bottom w:val="single"/>

--- a/testakten/bautraegervertrag-aus-der-hoelle/gesamt-docx/02-korrespondenz-und-vollvermerk.docx
+++ b/testakten/bautraegervertrag-aus-der-hoelle/gesamt-docx/02-korrespondenz-und-vollvermerk.docx
@@ -7,7 +7,25 @@
         <w:pStyle w:val="Title"/>
       </w:pPr>
       <w:r>
-        <w:t xml:space="preserve">Korrespondenz, Aktenvermerk und Beweis-/Fristenlogik</w:t>
+        <w:t xml:space="preserve">Korrespondenz,</w:t>
+      </w:r>
+      <w:r>
+        <w:t xml:space="preserve"> </w:t>
+      </w:r>
+      <w:r>
+        <w:t xml:space="preserve">Aktenvermerk</w:t>
+      </w:r>
+      <w:r>
+        <w:t xml:space="preserve"> </w:t>
+      </w:r>
+      <w:r>
+        <w:t xml:space="preserve">und</w:t>
+      </w:r>
+      <w:r>
+        <w:t xml:space="preserve"> </w:t>
+      </w:r>
+      <w:r>
+        <w:t xml:space="preserve">Beweis-/Fristenlogik</w:t>
       </w:r>
     </w:p>
     <w:p>
@@ -15,10 +33,64 @@
         <w:pStyle w:val="Subtitle"/>
       </w:pPr>
       <w:r>
-        <w:t xml:space="preserve">Testakte „Bauträgervertrag aus der Hölle” — fiktive Mandatsbegleitung zu Schulungszwecken</w:t>
-      </w:r>
-    </w:p>
-    <w:bookmarkStart w:id="15" w:name="X439e42fc981a8fb981d162796501258335aa165"/>
+        <w:t xml:space="preserve">Testakte</w:t>
+      </w:r>
+      <w:r>
+        <w:t xml:space="preserve"> </w:t>
+      </w:r>
+      <w:r>
+        <w:t xml:space="preserve">„Bauträgervertrag</w:t>
+      </w:r>
+      <w:r>
+        <w:t xml:space="preserve"> </w:t>
+      </w:r>
+      <w:r>
+        <w:t xml:space="preserve">aus</w:t>
+      </w:r>
+      <w:r>
+        <w:t xml:space="preserve"> </w:t>
+      </w:r>
+      <w:r>
+        <w:t xml:space="preserve">der</w:t>
+      </w:r>
+      <w:r>
+        <w:t xml:space="preserve"> </w:t>
+      </w:r>
+      <w:r>
+        <w:t xml:space="preserve">Hölle”</w:t>
+      </w:r>
+      <w:r>
+        <w:t xml:space="preserve"> </w:t>
+      </w:r>
+      <w:r>
+        <w:t xml:space="preserve">—</w:t>
+      </w:r>
+      <w:r>
+        <w:t xml:space="preserve"> </w:t>
+      </w:r>
+      <w:r>
+        <w:t xml:space="preserve">fiktive</w:t>
+      </w:r>
+      <w:r>
+        <w:t xml:space="preserve"> </w:t>
+      </w:r>
+      <w:r>
+        <w:t xml:space="preserve">Mandatsbegleitung</w:t>
+      </w:r>
+      <w:r>
+        <w:t xml:space="preserve"> </w:t>
+      </w:r>
+      <w:r>
+        <w:t xml:space="preserve">zu</w:t>
+      </w:r>
+      <w:r>
+        <w:t xml:space="preserve"> </w:t>
+      </w:r>
+      <w:r>
+        <w:t xml:space="preserve">Schulungszwecken</w:t>
+      </w:r>
+    </w:p>
+    <w:bookmarkStart w:id="26" w:name="X439e42fc981a8fb981d162796501258335aa165"/>
     <w:p>
       <w:pPr>
         <w:pStyle w:val="Heading1"/>
@@ -51,7 +123,7 @@
         <w:t xml:space="preserve">Aktenzeichen: 0426-26 BE</w:t>
       </w:r>
     </w:p>
-    <w:bookmarkStart w:id="9" w:name="mandantenanfrage-per-e-mail"/>
+    <w:bookmarkStart w:id="20" w:name="mandantenanfrage-per-e-mail"/>
     <w:p>
       <w:pPr>
         <w:pStyle w:val="Heading2"/>
@@ -255,8 +327,8 @@
         <w:t xml:space="preserve">Dr. Eberwein Übelacker-Strohmeyer</w:t>
       </w:r>
     </w:p>
-    <w:bookmarkEnd w:id="9"/>
-    <w:bookmarkStart w:id="10" w:name="interner-aktenvermerk-vom-25.03.2026"/>
+    <w:bookmarkEnd w:id="20"/>
+    <w:bookmarkStart w:id="21" w:name="interner-aktenvermerk-vom-25.03.2026"/>
     <w:p>
       <w:pPr>
         <w:pStyle w:val="Heading2"/>
@@ -331,11 +403,11 @@
     </w:p>
     <w:p>
       <w:pPr>
-        <w:pStyle w:val="Compact"/>
         <w:numPr>
           <w:ilvl w:val="0"/>
           <w:numId w:val="1002"/>
         </w:numPr>
+        <w:pStyle w:val="Compact"/>
       </w:pPr>
       <w:r>
         <w:t xml:space="preserve">Erste Rate nicht ungeprüft zahlen. Vor Zahlung Prüfung MaBV-Konformität, tatsächlicher Erdarbeiten, Vormerkung/Freistellung, Baugenehmigung und Sicherheitsleistung nach § 650m Abs. 2 BGB einfordern.</w:t>
@@ -343,11 +415,11 @@
     </w:p>
     <w:p>
       <w:pPr>
-        <w:pStyle w:val="Compact"/>
         <w:numPr>
           <w:ilvl w:val="0"/>
           <w:numId w:val="1002"/>
         </w:numPr>
+        <w:pStyle w:val="Compact"/>
       </w:pPr>
       <w:r>
         <w:t xml:space="preserve">Bauleiterbestätigung anfordern, eigene Inaugenscheinnahme oder durch Bockhusen.</w:t>
@@ -355,11 +427,11 @@
     </w:p>
     <w:p>
       <w:pPr>
-        <w:pStyle w:val="Compact"/>
         <w:numPr>
           <w:ilvl w:val="0"/>
           <w:numId w:val="1002"/>
         </w:numPr>
+        <w:pStyle w:val="Compact"/>
       </w:pPr>
       <w:r>
         <w:t xml:space="preserve">Technische Unterlagen anfordern: Baugrund, Baugrube/Wasserhaltung, Statik/Brandschutz/Schallschutz, GEG-/Energienachweise, Lüftung, technische Betriebsführung und Wartungsverträge.</w:t>
@@ -367,11 +439,11 @@
     </w:p>
     <w:p>
       <w:pPr>
-        <w:pStyle w:val="Compact"/>
         <w:numPr>
           <w:ilvl w:val="0"/>
           <w:numId w:val="1002"/>
         </w:numPr>
+        <w:pStyle w:val="Compact"/>
       </w:pPr>
       <w:r>
         <w:t xml:space="preserve">Frist für anwaltliche Antwort an den Bauträger: 15.04.2026.</w:t>
@@ -379,18 +451,18 @@
     </w:p>
     <w:p>
       <w:pPr>
-        <w:pStyle w:val="Compact"/>
         <w:numPr>
           <w:ilvl w:val="0"/>
           <w:numId w:val="1002"/>
         </w:numPr>
+        <w:pStyle w:val="Compact"/>
       </w:pPr>
       <w:r>
         <w:t xml:space="preserve">Reservierungsgebühr: Verrechnung mit der ersten Rate fordern; § 3.4 ist potenziell unwirksam.</w:t>
       </w:r>
     </w:p>
-    <w:bookmarkEnd w:id="10"/>
-    <w:bookmarkStart w:id="11" w:name="e-mail-an-mandant-zur-strategie"/>
+    <w:bookmarkEnd w:id="21"/>
+    <w:bookmarkStart w:id="22" w:name="e-mail-an-mandant-zur-strategie"/>
     <w:p>
       <w:pPr>
         <w:pStyle w:val="Heading2"/>
@@ -467,8 +539,8 @@
       </w:pPr>
       <w:r>
         <w:rPr>
+          <w:bCs/>
           <w:b/>
-          <w:bCs/>
         </w:rPr>
         <w:t xml:space="preserve">Teil A — Sofortgefahr.</w:t>
       </w:r>
@@ -485,8 +557,8 @@
       </w:pPr>
       <w:r>
         <w:rPr>
+          <w:bCs/>
           <w:b/>
-          <w:bCs/>
         </w:rPr>
         <w:t xml:space="preserve">Teil B — Strukturelle Klauselrisiken.</w:t>
       </w:r>
@@ -503,8 +575,8 @@
       </w:pPr>
       <w:r>
         <w:rPr>
+          <w:bCs/>
           <w:b/>
-          <w:bCs/>
         </w:rPr>
         <w:t xml:space="preserve">Teil B2 — Technisches Projektrisiko.</w:t>
       </w:r>
@@ -521,8 +593,8 @@
       </w:pPr>
       <w:r>
         <w:rPr>
+          <w:bCs/>
           <w:b/>
-          <w:bCs/>
         </w:rPr>
         <w:t xml:space="preserve">Teil C — Strategie.</w:t>
       </w:r>
@@ -543,11 +615,11 @@
     </w:p>
     <w:p>
       <w:pPr>
-        <w:pStyle w:val="Compact"/>
         <w:numPr>
           <w:ilvl w:val="0"/>
           <w:numId w:val="1003"/>
         </w:numPr>
+        <w:pStyle w:val="Compact"/>
       </w:pPr>
       <w:r>
         <w:t xml:space="preserve">Zahlung der ersten Rate aussetzen.</w:t>
@@ -555,11 +627,11 @@
     </w:p>
     <w:p>
       <w:pPr>
-        <w:pStyle w:val="Compact"/>
         <w:numPr>
           <w:ilvl w:val="0"/>
           <w:numId w:val="1003"/>
         </w:numPr>
+        <w:pStyle w:val="Compact"/>
       </w:pPr>
       <w:r>
         <w:t xml:space="preserve">Schriftverkehr mit dem Bauträger ausschließlich über die Kanzlei.</w:t>
@@ -567,11 +639,11 @@
     </w:p>
     <w:p>
       <w:pPr>
-        <w:pStyle w:val="Compact"/>
         <w:numPr>
           <w:ilvl w:val="0"/>
           <w:numId w:val="1003"/>
         </w:numPr>
+        <w:pStyle w:val="Compact"/>
       </w:pPr>
       <w:r>
         <w:t xml:space="preserve">Sämtliche Verkaufsunterlagen, Visualisierungen, Prospekte, Show-Wohnungs-Fotos sichern.</w:t>
@@ -601,8 +673,8 @@
         <w:t xml:space="preserve">Rechtsanwalt</w:t>
       </w:r>
     </w:p>
-    <w:bookmarkEnd w:id="11"/>
-    <w:bookmarkStart w:id="12" w:name="beweis--und-fristenlogik"/>
+    <w:bookmarkEnd w:id="22"/>
+    <w:bookmarkStart w:id="23" w:name="beweis--und-fristenlogik"/>
     <w:p>
       <w:pPr>
         <w:pStyle w:val="Heading2"/>
@@ -615,8 +687,8 @@
       <w:tblPr>
         <w:tblStyle w:val="Table"/>
         <w:tblW w:type="pct" w:w="5000"/>
-        <w:tblLayout w:type="fixed"/>
         <w:tblLook w:firstRow="1" w:lastRow="0" w:firstColumn="0" w:lastColumn="0" w:noHBand="0" w:noVBand="0" w:val="0020"/>
+        <w:jc w:val="start"/>
       </w:tblPr>
       <w:tblGrid>
         <w:gridCol w:w="1980"/>
@@ -626,13 +698,14 @@
       </w:tblGrid>
       <w:tr>
         <w:trPr>
-          <w:tblHeader w:val="on"/>
+          <w:tblHeader w:val="true"/>
         </w:trPr>
         <w:tc>
           <w:tcPr/>
           <w:p>
             <w:pPr>
               <w:pStyle w:val="Compact"/>
+              <w:jc w:val="left"/>
             </w:pPr>
             <w:r>
               <w:t xml:space="preserve">Punkt</w:t>
@@ -644,6 +717,7 @@
           <w:p>
             <w:pPr>
               <w:pStyle w:val="Compact"/>
+              <w:jc w:val="left"/>
             </w:pPr>
             <w:r>
               <w:t xml:space="preserve">Konkrete Frage</w:t>
@@ -655,6 +729,7 @@
           <w:p>
             <w:pPr>
               <w:pStyle w:val="Compact"/>
+              <w:jc w:val="left"/>
             </w:pPr>
             <w:r>
               <w:t xml:space="preserve">Benötigter Beleg</w:t>
@@ -666,6 +741,7 @@
           <w:p>
             <w:pPr>
               <w:pStyle w:val="Compact"/>
+              <w:jc w:val="left"/>
             </w:pPr>
             <w:r>
               <w:t xml:space="preserve">Risiko, wenn offen</w:t>
@@ -679,6 +755,7 @@
           <w:p>
             <w:pPr>
               <w:pStyle w:val="Compact"/>
+              <w:jc w:val="left"/>
             </w:pPr>
             <w:r>
               <w:t xml:space="preserve">Beurkundungsdatum</w:t>
@@ -690,6 +767,7 @@
           <w:p>
             <w:pPr>
               <w:pStyle w:val="Compact"/>
+              <w:jc w:val="left"/>
             </w:pPr>
             <w:r>
               <w:t xml:space="preserve">Wann wurde beurkundet?</w:t>
@@ -701,6 +779,7 @@
           <w:p>
             <w:pPr>
               <w:pStyle w:val="Compact"/>
+              <w:jc w:val="left"/>
             </w:pPr>
             <w:r>
               <w:t xml:space="preserve">UR-Nr. 188/2026 KQ vom 14.03.2026</w:t>
@@ -712,6 +791,7 @@
           <w:p>
             <w:pPr>
               <w:pStyle w:val="Compact"/>
+              <w:jc w:val="left"/>
             </w:pPr>
             <w:r>
               <w:t xml:space="preserve">Ausgangspunkt aller Fristen</w:t>
@@ -725,6 +805,7 @@
           <w:p>
             <w:pPr>
               <w:pStyle w:val="Compact"/>
+              <w:jc w:val="left"/>
             </w:pPr>
             <w:r>
               <w:t xml:space="preserve">Entwurfsfrist § 17 Abs. 2a BeurkG</w:t>
@@ -736,6 +817,7 @@
           <w:p>
             <w:pPr>
               <w:pStyle w:val="Compact"/>
+              <w:jc w:val="left"/>
             </w:pPr>
             <w:r>
               <w:t xml:space="preserve">Lag der Entwurf zwei Wochen vor?</w:t>
@@ -747,6 +829,7 @@
           <w:p>
             <w:pPr>
               <w:pStyle w:val="Compact"/>
+              <w:jc w:val="left"/>
             </w:pPr>
             <w:r>
               <w:t xml:space="preserve">E-Mail des Notars mit Übersendungsdatum</w:t>
@@ -758,6 +841,7 @@
           <w:p>
             <w:pPr>
               <w:pStyle w:val="Compact"/>
+              <w:jc w:val="left"/>
             </w:pPr>
             <w:r>
               <w:t xml:space="preserve">Verzichtserklärung möglicherweise nicht wirksam</w:t>
@@ -771,6 +855,7 @@
           <w:p>
             <w:pPr>
               <w:pStyle w:val="Compact"/>
+              <w:jc w:val="left"/>
             </w:pPr>
             <w:r>
               <w:t xml:space="preserve">Bezugsurkunden</w:t>
@@ -782,6 +867,7 @@
           <w:p>
             <w:pPr>
               <w:pStyle w:val="Compact"/>
+              <w:jc w:val="left"/>
             </w:pPr>
             <w:r>
               <w:t xml:space="preserve">Wurden alle sieben Nachträge zur TE übergeben?</w:t>
@@ -793,6 +879,7 @@
           <w:p>
             <w:pPr>
               <w:pStyle w:val="Compact"/>
+              <w:jc w:val="left"/>
             </w:pPr>
             <w:r>
               <w:t xml:space="preserve">Quittung Notar</w:t>
@@ -804,6 +891,7 @@
           <w:p>
             <w:pPr>
               <w:pStyle w:val="Compact"/>
+              <w:jc w:val="left"/>
             </w:pPr>
             <w:r>
               <w:t xml:space="preserve">Bezugnahme nach § 13a BeurkG potenziell unwirksam</w:t>
@@ -817,6 +905,7 @@
           <w:p>
             <w:pPr>
               <w:pStyle w:val="Compact"/>
+              <w:jc w:val="left"/>
             </w:pPr>
             <w:r>
               <w:t xml:space="preserve">Baubeschreibung</w:t>
@@ -828,6 +917,7 @@
           <w:p>
             <w:pPr>
               <w:pStyle w:val="Compact"/>
+              <w:jc w:val="left"/>
             </w:pPr>
             <w:r>
               <w:t xml:space="preserve">Welche Version ist Vertragsbestandteil?</w:t>
@@ -839,6 +929,7 @@
           <w:p>
             <w:pPr>
               <w:pStyle w:val="Compact"/>
+              <w:jc w:val="left"/>
             </w:pPr>
             <w:r>
               <w:t xml:space="preserve">Eindeutig datiertes Exemplar</w:t>
@@ -850,6 +941,7 @@
           <w:p>
             <w:pPr>
               <w:pStyle w:val="Compact"/>
+              <w:jc w:val="left"/>
             </w:pPr>
             <w:r>
               <w:t xml:space="preserve">Bausoll nicht eindeutig festgelegt</w:t>
@@ -863,6 +955,7 @@
           <w:p>
             <w:pPr>
               <w:pStyle w:val="Compact"/>
+              <w:jc w:val="left"/>
             </w:pPr>
             <w:r>
               <w:t xml:space="preserve">Reservierungsgebühr</w:t>
@@ -874,6 +967,7 @@
           <w:p>
             <w:pPr>
               <w:pStyle w:val="Compact"/>
+              <w:jc w:val="left"/>
             </w:pPr>
             <w:r>
               <w:t xml:space="preserve">Wann gezahlt, mit welchem Verwendungszweck?</w:t>
@@ -885,6 +979,7 @@
           <w:p>
             <w:pPr>
               <w:pStyle w:val="Compact"/>
+              <w:jc w:val="left"/>
             </w:pPr>
             <w:r>
               <w:t xml:space="preserve">Banküberweisung Anfang Februar 2026</w:t>
@@ -896,6 +991,7 @@
           <w:p>
             <w:pPr>
               <w:pStyle w:val="Compact"/>
+              <w:jc w:val="left"/>
             </w:pPr>
             <w:r>
               <w:t xml:space="preserve">Verrechnungsanspruch ggf. nicht durchsetzbar</w:t>
@@ -909,6 +1005,7 @@
           <w:p>
             <w:pPr>
               <w:pStyle w:val="Compact"/>
+              <w:jc w:val="left"/>
             </w:pPr>
             <w:r>
               <w:t xml:space="preserve">Erste Ratenanforderung</w:t>
@@ -920,6 +1017,7 @@
           <w:p>
             <w:pPr>
               <w:pStyle w:val="Compact"/>
+              <w:jc w:val="left"/>
             </w:pPr>
             <w:r>
               <w:t xml:space="preserve">Wann übermittelt, mit welcher Begründung?</w:t>
@@ -931,6 +1029,7 @@
           <w:p>
             <w:pPr>
               <w:pStyle w:val="Compact"/>
+              <w:jc w:val="left"/>
             </w:pPr>
             <w:r>
               <w:t xml:space="preserve">Schreiben Bauträgerin vom 18.03.2026</w:t>
@@ -942,6 +1041,7 @@
           <w:p>
             <w:pPr>
               <w:pStyle w:val="Compact"/>
+              <w:jc w:val="left"/>
             </w:pPr>
             <w:r>
               <w:t xml:space="preserve">Voraussetzungen § 3 Abs. 1 MaBV prüfen</w:t>
@@ -955,6 +1055,7 @@
           <w:p>
             <w:pPr>
               <w:pStyle w:val="Compact"/>
+              <w:jc w:val="left"/>
             </w:pPr>
             <w:r>
               <w:t xml:space="preserve">Technische Ratenprüfung</w:t>
@@ -966,6 +1067,7 @@
           <w:p>
             <w:pPr>
               <w:pStyle w:val="Compact"/>
+              <w:jc w:val="left"/>
             </w:pPr>
             <w:r>
               <w:t xml:space="preserve">Sind echte Erdarbeiten begonnen und objektiv prüfbar?</w:t>
@@ -977,6 +1079,7 @@
           <w:p>
             <w:pPr>
               <w:pStyle w:val="Compact"/>
+              <w:jc w:val="left"/>
             </w:pPr>
             <w:r>
               <w:t xml:space="preserve">Fotos, Bautenstandsbericht, Sachverständigenvermerk</w:t>
@@ -988,6 +1091,7 @@
           <w:p>
             <w:pPr>
               <w:pStyle w:val="Compact"/>
+              <w:jc w:val="left"/>
             </w:pPr>
             <w:r>
               <w:t xml:space="preserve">Interne Bauleiterbestätigung reicht nicht</w:t>
@@ -1001,6 +1105,7 @@
           <w:p>
             <w:pPr>
               <w:pStyle w:val="Compact"/>
+              <w:jc w:val="left"/>
             </w:pPr>
             <w:r>
               <w:t xml:space="preserve">Bautenstand</w:t>
@@ -1012,6 +1117,7 @@
           <w:p>
             <w:pPr>
               <w:pStyle w:val="Compact"/>
+              <w:jc w:val="left"/>
             </w:pPr>
             <w:r>
               <w:t xml:space="preserve">Sind Erdarbeiten begonnen? Stichmonat erreicht?</w:t>
@@ -1023,6 +1129,7 @@
           <w:p>
             <w:pPr>
               <w:pStyle w:val="Compact"/>
+              <w:jc w:val="left"/>
             </w:pPr>
             <w:r>
               <w:t xml:space="preserve">Bauleiterbestätigung</w:t>
@@ -1034,6 +1141,7 @@
           <w:p>
             <w:pPr>
               <w:pStyle w:val="Compact"/>
+              <w:jc w:val="left"/>
             </w:pPr>
             <w:r>
               <w:t xml:space="preserve">MaBV-Konformität</w:t>
@@ -1047,6 +1155,7 @@
           <w:p>
             <w:pPr>
               <w:pStyle w:val="Compact"/>
+              <w:jc w:val="left"/>
             </w:pPr>
             <w:r>
               <w:t xml:space="preserve">Auflassungsvormerkung</w:t>
@@ -1058,6 +1167,7 @@
           <w:p>
             <w:pPr>
               <w:pStyle w:val="Compact"/>
+              <w:jc w:val="left"/>
             </w:pPr>
             <w:r>
               <w:t xml:space="preserve">Wann beantragt, wann eingetragen?</w:t>
@@ -1069,6 +1179,7 @@
           <w:p>
             <w:pPr>
               <w:pStyle w:val="Compact"/>
+              <w:jc w:val="left"/>
             </w:pPr>
             <w:r>
               <w:t xml:space="preserve">Grundbuchauszug</w:t>
@@ -1080,6 +1191,7 @@
           <w:p>
             <w:pPr>
               <w:pStyle w:val="Compact"/>
+              <w:jc w:val="left"/>
             </w:pPr>
             <w:r>
               <w:t xml:space="preserve">Schutz der dinglichen Sicherung</w:t>
@@ -1093,6 +1205,7 @@
           <w:p>
             <w:pPr>
               <w:pStyle w:val="Compact"/>
+              <w:jc w:val="left"/>
             </w:pPr>
             <w:r>
               <w:t xml:space="preserve">Lastenfreistellung</w:t>
@@ -1104,6 +1217,7 @@
           <w:p>
             <w:pPr>
               <w:pStyle w:val="Compact"/>
+              <w:jc w:val="left"/>
             </w:pPr>
             <w:r>
               <w:t xml:space="preserve">Erklärung vorhanden?</w:t>
@@ -1115,6 +1229,7 @@
           <w:p>
             <w:pPr>
               <w:pStyle w:val="Compact"/>
+              <w:jc w:val="left"/>
             </w:pPr>
             <w:r>
               <w:t xml:space="preserve">Freistellungserklärung im Original</w:t>
@@ -1126,6 +1241,7 @@
           <w:p>
             <w:pPr>
               <w:pStyle w:val="Compact"/>
+              <w:jc w:val="left"/>
             </w:pPr>
             <w:r>
               <w:t xml:space="preserve">Insolvenzrisiko</w:t>
@@ -1139,6 +1255,7 @@
           <w:p>
             <w:pPr>
               <w:pStyle w:val="Compact"/>
+              <w:jc w:val="left"/>
             </w:pPr>
             <w:r>
               <w:t xml:space="preserve">Baugenehmigung Haus 4</w:t>
@@ -1150,6 +1267,7 @@
           <w:p>
             <w:pPr>
               <w:pStyle w:val="Compact"/>
+              <w:jc w:val="left"/>
             </w:pPr>
             <w:r>
               <w:t xml:space="preserve">Liegt vor oder steht aus?</w:t>
@@ -1161,6 +1279,7 @@
           <w:p>
             <w:pPr>
               <w:pStyle w:val="Compact"/>
+              <w:jc w:val="left"/>
             </w:pPr>
             <w:r>
               <w:t xml:space="preserve">Bescheid Landkreis</w:t>
@@ -1172,6 +1291,7 @@
           <w:p>
             <w:pPr>
               <w:pStyle w:val="Compact"/>
+              <w:jc w:val="left"/>
             </w:pPr>
             <w:r>
               <w:t xml:space="preserve">Fälligkeitsvoraussetzung</w:t>
@@ -1185,6 +1305,7 @@
           <w:p>
             <w:pPr>
               <w:pStyle w:val="Compact"/>
+              <w:jc w:val="left"/>
             </w:pPr>
             <w:r>
               <w:t xml:space="preserve">Show-Wohnung</w:t>
@@ -1196,6 +1317,7 @@
           <w:p>
             <w:pPr>
               <w:pStyle w:val="Compact"/>
+              <w:jc w:val="left"/>
             </w:pPr>
             <w:r>
               <w:t xml:space="preserve">Welche Ausstattung wurde gezeigt?</w:t>
@@ -1207,6 +1329,7 @@
           <w:p>
             <w:pPr>
               <w:pStyle w:val="Compact"/>
+              <w:jc w:val="left"/>
             </w:pPr>
             <w:r>
               <w:t xml:space="preserve">Fotos, Vertriebsbroschüren</w:t>
@@ -1218,6 +1341,7 @@
           <w:p>
             <w:pPr>
               <w:pStyle w:val="Compact"/>
+              <w:jc w:val="left"/>
             </w:pPr>
             <w:r>
               <w:t xml:space="preserve">Auslegung Bausoll</w:t>
@@ -1231,6 +1355,7 @@
           <w:p>
             <w:pPr>
               <w:pStyle w:val="Compact"/>
+              <w:jc w:val="left"/>
             </w:pPr>
             <w:r>
               <w:t xml:space="preserve">Baugrund/Baugrube</w:t>
@@ -1242,6 +1367,7 @@
           <w:p>
             <w:pPr>
               <w:pStyle w:val="Compact"/>
+              <w:jc w:val="left"/>
             </w:pPr>
             <w:r>
               <w:t xml:space="preserve">Welche Gutachten, Wasserhaltungs- und Altlastenunterlagen gibt es?</w:t>
@@ -1253,6 +1379,7 @@
           <w:p>
             <w:pPr>
               <w:pStyle w:val="Compact"/>
+              <w:jc w:val="left"/>
             </w:pPr>
             <w:r>
               <w:t xml:space="preserve">Gutachten, Behördenunterlagen, Baustellenfotos</w:t>
@@ -1264,6 +1391,7 @@
           <w:p>
             <w:pPr>
               <w:pStyle w:val="Compact"/>
+              <w:jc w:val="left"/>
             </w:pPr>
             <w:r>
               <w:t xml:space="preserve">verdeckte Mehrkosten/Verzug/Qualitätsrisiko</w:t>
@@ -1277,6 +1405,7 @@
           <w:p>
             <w:pPr>
               <w:pStyle w:val="Compact"/>
+              <w:jc w:val="left"/>
             </w:pPr>
             <w:r>
               <w:t xml:space="preserve">Objektüberwachung</w:t>
@@ -1288,6 +1417,7 @@
           <w:p>
             <w:pPr>
               <w:pStyle w:val="Compact"/>
+              <w:jc w:val="left"/>
             </w:pPr>
             <w:r>
               <w:t xml:space="preserve">Wer macht LPH 8/Bauüberwachung und was wird dokumentiert?</w:t>
@@ -1299,6 +1429,7 @@
           <w:p>
             <w:pPr>
               <w:pStyle w:val="Compact"/>
+              <w:jc w:val="left"/>
             </w:pPr>
             <w:r>
               <w:t xml:space="preserve">Beauftragungen, Berichte, Bautagebuchauszüge</w:t>
@@ -1310,6 +1441,7 @@
           <w:p>
             <w:pPr>
               <w:pStyle w:val="Compact"/>
+              <w:jc w:val="left"/>
             </w:pPr>
             <w:r>
               <w:t xml:space="preserve">technische Kontrolle bleibt Verkäufer-intern</w:t>
@@ -1323,6 +1455,7 @@
           <w:p>
             <w:pPr>
               <w:pStyle w:val="Compact"/>
+              <w:jc w:val="left"/>
             </w:pPr>
             <w:r>
               <w:t xml:space="preserve">Wartungsverträge</w:t>
@@ -1334,6 +1467,7 @@
           <w:p>
             <w:pPr>
               <w:pStyle w:val="Compact"/>
+              <w:jc w:val="left"/>
             </w:pPr>
             <w:r>
               <w:t xml:space="preserve">Welche Laufzeiten/Kosten werden für WEG-Technik gebunden?</w:t>
@@ -1345,6 +1479,7 @@
           <w:p>
             <w:pPr>
               <w:pStyle w:val="Compact"/>
+              <w:jc w:val="left"/>
             </w:pPr>
             <w:r>
               <w:t xml:space="preserve">Vertragsentwürfe Erstverwalter</w:t>
@@ -1356,6 +1491,7 @@
           <w:p>
             <w:pPr>
               <w:pStyle w:val="Compact"/>
+              <w:jc w:val="left"/>
             </w:pPr>
             <w:r>
               <w:t xml:space="preserve">langfristige Betriebskostenfalle</w:t>
@@ -1369,6 +1505,7 @@
           <w:p>
             <w:pPr>
               <w:pStyle w:val="Compact"/>
+              <w:jc w:val="left"/>
             </w:pPr>
             <w:r>
               <w:t xml:space="preserve">Bemusterung</w:t>
@@ -1380,6 +1517,7 @@
           <w:p>
             <w:pPr>
               <w:pStyle w:val="Compact"/>
+              <w:jc w:val="left"/>
             </w:pPr>
             <w:r>
               <w:t xml:space="preserve">Wann findet sie statt?</w:t>
@@ -1391,6 +1529,7 @@
           <w:p>
             <w:pPr>
               <w:pStyle w:val="Compact"/>
+              <w:jc w:val="left"/>
             </w:pPr>
             <w:r>
               <w:t xml:space="preserve">Schreiben des Verkäufers</w:t>
@@ -1402,6 +1541,7 @@
           <w:p>
             <w:pPr>
               <w:pStyle w:val="Compact"/>
+              <w:jc w:val="left"/>
             </w:pPr>
             <w:r>
               <w:t xml:space="preserve">4-Wochen-Frist beachten</w:t>
@@ -1415,6 +1555,7 @@
           <w:p>
             <w:pPr>
               <w:pStyle w:val="Compact"/>
+              <w:jc w:val="left"/>
             </w:pPr>
             <w:r>
               <w:t xml:space="preserve">Mängelrügefrist 14 Tage</w:t>
@@ -1426,6 +1567,7 @@
           <w:p>
             <w:pPr>
               <w:pStyle w:val="Compact"/>
+              <w:jc w:val="left"/>
             </w:pPr>
             <w:r>
               <w:t xml:space="preserve">Wirksam?</w:t>
@@ -1437,6 +1579,7 @@
           <w:p>
             <w:pPr>
               <w:pStyle w:val="Compact"/>
+              <w:jc w:val="left"/>
             </w:pPr>
             <w:r>
               <w:t xml:space="preserve">AGB-Kontrolle</w:t>
@@ -1448,6 +1591,7 @@
           <w:p>
             <w:pPr>
               <w:pStyle w:val="Compact"/>
+              <w:jc w:val="left"/>
             </w:pPr>
             <w:r>
               <w:t xml:space="preserve">Ausschlussfrist potenziell unwirksam</w:t>
@@ -1461,6 +1605,7 @@
           <w:p>
             <w:pPr>
               <w:pStyle w:val="Compact"/>
+              <w:jc w:val="left"/>
             </w:pPr>
             <w:r>
               <w:t xml:space="preserve">Verjährung Mängel</w:t>
@@ -1472,6 +1617,7 @@
           <w:p>
             <w:pPr>
               <w:pStyle w:val="Compact"/>
+              <w:jc w:val="left"/>
             </w:pPr>
             <w:r>
               <w:t xml:space="preserve">2 oder 5 Jahre?</w:t>
@@ -1483,6 +1629,7 @@
           <w:p>
             <w:pPr>
               <w:pStyle w:val="Compact"/>
+              <w:jc w:val="left"/>
             </w:pPr>
             <w:r>
               <w:t xml:space="preserve">AGB-Kontrolle § 634a BGB</w:t>
@@ -1494,6 +1641,7 @@
           <w:p>
             <w:pPr>
               <w:pStyle w:val="Compact"/>
+              <w:jc w:val="left"/>
             </w:pPr>
             <w:r>
               <w:t xml:space="preserve">Verkürzung wahrscheinlich unwirksam</w:t>
@@ -1502,8 +1650,8 @@
         </w:tc>
       </w:tr>
     </w:tbl>
-    <w:bookmarkEnd w:id="12"/>
-    <w:bookmarkStart w:id="13" w:name="eskalationsplan"/>
+    <w:bookmarkEnd w:id="23"/>
+    <w:bookmarkStart w:id="24" w:name="eskalationsplan"/>
     <w:p>
       <w:pPr>
         <w:pStyle w:val="Heading2"/>
@@ -1518,8 +1666,8 @@
       </w:pPr>
       <w:r>
         <w:rPr>
+          <w:bCs/>
           <w:b/>
-          <w:bCs/>
         </w:rPr>
         <w:t xml:space="preserve">Stufe 1 — Außergerichtliche Klauselbereinigung.</w:t>
       </w:r>
@@ -1536,8 +1684,8 @@
       </w:pPr>
       <w:r>
         <w:rPr>
+          <w:bCs/>
           <w:b/>
-          <w:bCs/>
         </w:rPr>
         <w:t xml:space="preserve">Stufe 2 — Notarbeteiligung.</w:t>
       </w:r>
@@ -1554,8 +1702,8 @@
       </w:pPr>
       <w:r>
         <w:rPr>
+          <w:bCs/>
           <w:b/>
-          <w:bCs/>
         </w:rPr>
         <w:t xml:space="preserve">Stufe 3 — Feststellungs- und Leistungsklage.</w:t>
       </w:r>
@@ -1572,8 +1720,8 @@
       </w:pPr>
       <w:r>
         <w:rPr>
+          <w:bCs/>
           <w:b/>
-          <w:bCs/>
         </w:rPr>
         <w:t xml:space="preserve">Stufe 4 — Notaraufsicht / Notarhaftung.</w:t>
       </w:r>
@@ -1590,8 +1738,8 @@
       </w:pPr>
       <w:r>
         <w:rPr>
+          <w:bCs/>
           <w:b/>
-          <w:bCs/>
         </w:rPr>
         <w:t xml:space="preserve">Stufe 5 — Rückabwicklung.</w:t>
       </w:r>
@@ -1602,8 +1750,8 @@
         <w:t xml:space="preserve">Nur als ultima ratio, wenn die Bauträgerin keinerlei Bewegung zeigt. Voraussetzung: Nichtigkeit des Gesamtvertrages nach § 139 BGB infolge Aushöhlung des Verbraucherschutzes.</w:t>
       </w:r>
     </w:p>
-    <w:bookmarkEnd w:id="13"/>
-    <w:bookmarkStart w:id="14" w:name="honorarvereinbarung-auszug"/>
+    <w:bookmarkEnd w:id="24"/>
+    <w:bookmarkStart w:id="25" w:name="honorarvereinbarung-auszug"/>
     <w:p>
       <w:pPr>
         <w:pStyle w:val="Heading2"/>
@@ -1620,13 +1768,9 @@
         <w:t xml:space="preserve">Vorgehensweise nach Stundensatz 380,00 EUR netto, Sekretariatspauschale 25,00 EUR je Mandatsschreiben. Stufe 1 wird mit voraussichtlich 14 bis 22 Stunden veranschlagt. Stufen 2 bis 4 werden mit separatem Kostenvoranschlag begleitet. Schadensersatzklage nach § 19 BNotO erfolgt nach RVG.</w:t>
       </w:r>
     </w:p>
-    <w:bookmarkEnd w:id="14"/>
-    <w:bookmarkEnd w:id="15"/>
-    <w:sectPr>
-      <w:footnotePr>
-        <w:numRestart w:val="eachSect"/>
-      </w:footnotePr>
-    </w:sectPr>
+    <w:bookmarkEnd w:id="25"/>
+    <w:bookmarkEnd w:id="26"/>
+    <w:sectPr/>
   </w:body>
 </w:document>
 </file>
@@ -1657,14 +1801,14 @@
 <file path=word/numbering.xml><?xml version="1.0" encoding="utf-8"?>
 <w:numbering xmlns:w="http://schemas.openxmlformats.org/wordprocessingml/2006/main">
   <w:abstractNum w:abstractNumId="990">
-    <w:nsid w:val="0000A990"/>
+    <w:nsid w:val="A990"/>
     <w:multiLevelType w:val="multilevel"/>
     <w:lvl w:ilvl="0">
       <w:numFmt w:val="bullet"/>
       <w:lvlText w:val=" "/>
       <w:lvlJc w:val="left"/>
       <w:pPr>
-        <w:ind w:left="720" w:hanging="360"/>
+        <w:ind w:left="720" w:hanging="480"/>
       </w:pPr>
     </w:lvl>
     <w:lvl w:ilvl="1">
@@ -1672,7 +1816,7 @@
       <w:lvlText w:val=" "/>
       <w:lvlJc w:val="left"/>
       <w:pPr>
-        <w:ind w:left="1440" w:hanging="360"/>
+        <w:ind w:left="1440" w:hanging="480"/>
       </w:pPr>
     </w:lvl>
     <w:lvl w:ilvl="2">
@@ -1680,7 +1824,7 @@
       <w:lvlText w:val=" "/>
       <w:lvlJc w:val="left"/>
       <w:pPr>
-        <w:ind w:left="2160" w:hanging="360"/>
+        <w:ind w:left="2160" w:hanging="480"/>
       </w:pPr>
     </w:lvl>
     <w:lvl w:ilvl="3">
@@ -1688,7 +1832,7 @@
       <w:lvlText w:val=" "/>
       <w:lvlJc w:val="left"/>
       <w:pPr>
-        <w:ind w:left="2880" w:hanging="360"/>
+        <w:ind w:left="2880" w:hanging="480"/>
       </w:pPr>
     </w:lvl>
     <w:lvl w:ilvl="4">
@@ -1696,7 +1840,7 @@
       <w:lvlText w:val=" "/>
       <w:lvlJc w:val="left"/>
       <w:pPr>
-        <w:ind w:left="3600" w:hanging="360"/>
+        <w:ind w:left="3600" w:hanging="480"/>
       </w:pPr>
     </w:lvl>
     <w:lvl w:ilvl="5">
@@ -1704,7 +1848,7 @@
       <w:lvlText w:val=" "/>
       <w:lvlJc w:val="left"/>
       <w:pPr>
-        <w:ind w:left="4320" w:hanging="360"/>
+        <w:ind w:left="4320" w:hanging="480"/>
       </w:pPr>
     </w:lvl>
     <w:lvl w:ilvl="6">
@@ -1712,7 +1856,7 @@
       <w:lvlText w:val=" "/>
       <w:lvlJc w:val="left"/>
       <w:pPr>
-        <w:ind w:left="5040" w:hanging="360"/>
+        <w:ind w:left="5040" w:hanging="480"/>
       </w:pPr>
     </w:lvl>
     <w:lvl w:ilvl="7">
@@ -1720,7 +1864,7 @@
       <w:lvlText w:val=" "/>
       <w:lvlJc w:val="left"/>
       <w:pPr>
-        <w:ind w:left="5760" w:hanging="360"/>
+        <w:ind w:left="5760" w:hanging="480"/>
       </w:pPr>
     </w:lvl>
     <w:lvl w:ilvl="8">
@@ -1728,12 +1872,12 @@
       <w:lvlText w:val=" "/>
       <w:lvlJc w:val="left"/>
       <w:pPr>
-        <w:ind w:left="6480" w:hanging="360"/>
+        <w:ind w:left="6480" w:hanging="480"/>
       </w:pPr>
     </w:lvl>
   </w:abstractNum>
   <w:abstractNum w:abstractNumId="99411">
-    <w:nsid w:val="00A99411"/>
+    <w:nsid w:val="A99411"/>
     <w:multiLevelType w:val="multilevel"/>
     <w:lvl w:ilvl="0">
       <w:start w:val="1"/>
@@ -1741,7 +1885,7 @@
       <w:lvlText w:val="%1."/>
       <w:lvlJc w:val="left"/>
       <w:pPr>
-        <w:ind w:left="720" w:hanging="360"/>
+        <w:ind w:left="720" w:hanging="480"/>
       </w:pPr>
     </w:lvl>
     <w:lvl w:ilvl="1">
@@ -1750,7 +1894,7 @@
       <w:lvlText w:val="%2."/>
       <w:lvlJc w:val="left"/>
       <w:pPr>
-        <w:ind w:left="1440" w:hanging="360"/>
+        <w:ind w:left="1440" w:hanging="480"/>
       </w:pPr>
     </w:lvl>
     <w:lvl w:ilvl="2">
@@ -1759,7 +1903,7 @@
       <w:lvlText w:val="%3."/>
       <w:lvlJc w:val="left"/>
       <w:pPr>
-        <w:ind w:left="2160" w:hanging="360"/>
+        <w:ind w:left="2160" w:hanging="480"/>
       </w:pPr>
     </w:lvl>
     <w:lvl w:ilvl="3">
@@ -1768,7 +1912,7 @@
       <w:lvlText w:val="%4."/>
       <w:lvlJc w:val="left"/>
       <w:pPr>
-        <w:ind w:left="2880" w:hanging="360"/>
+        <w:ind w:left="2880" w:hanging="480"/>
       </w:pPr>
     </w:lvl>
     <w:lvl w:ilvl="4">
@@ -1777,7 +1921,7 @@
       <w:lvlText w:val="%5."/>
       <w:lvlJc w:val="left"/>
       <w:pPr>
-        <w:ind w:left="3600" w:hanging="360"/>
+        <w:ind w:left="3600" w:hanging="480"/>
       </w:pPr>
     </w:lvl>
     <w:lvl w:ilvl="5">
@@ -1786,7 +1930,7 @@
       <w:lvlText w:val="%6."/>
       <w:lvlJc w:val="left"/>
       <w:pPr>
-        <w:ind w:left="4320" w:hanging="360"/>
+        <w:ind w:left="4320" w:hanging="480"/>
       </w:pPr>
     </w:lvl>
     <w:lvl w:ilvl="6">
@@ -1795,7 +1939,7 @@
       <w:lvlText w:val="%7."/>
       <w:lvlJc w:val="left"/>
       <w:pPr>
-        <w:ind w:left="5040" w:hanging="360"/>
+        <w:ind w:left="5040" w:hanging="480"/>
       </w:pPr>
     </w:lvl>
     <w:lvl w:ilvl="7">
@@ -1804,7 +1948,7 @@
       <w:lvlText w:val="%8."/>
       <w:lvlJc w:val="left"/>
       <w:pPr>
-        <w:ind w:left="5760" w:hanging="360"/>
+        <w:ind w:left="5760" w:hanging="480"/>
       </w:pPr>
     </w:lvl>
     <w:lvl w:ilvl="8">
@@ -1813,111 +1957,84 @@
       <w:lvlText w:val="%9."/>
       <w:lvlJc w:val="left"/>
       <w:pPr>
-        <w:ind w:left="6480" w:hanging="360"/>
+        <w:ind w:left="6480" w:hanging="480"/>
       </w:pPr>
     </w:lvl>
   </w:abstractNum>
   <w:abstractNum w:abstractNumId="991">
-    <w:nsid w:val="0000A991"/>
+    <w:nsid w:val="A991"/>
     <w:multiLevelType w:val="multilevel"/>
     <w:lvl w:ilvl="0">
       <w:numFmt w:val="bullet"/>
-      <w:lvlText w:val=""/>
+      <w:lvlText w:val="•"/>
       <w:lvlJc w:val="left"/>
       <w:pPr>
-        <w:ind w:left="720" w:hanging="360"/>
-      </w:pPr>
-      <w:rPr>
-        <w:rFonts w:ascii="Symbol" w:hAnsi="Symbol" w:cs="Symbol" w:hint="default"/>
-      </w:rPr>
+        <w:ind w:left="720" w:hanging="480"/>
+      </w:pPr>
     </w:lvl>
     <w:lvl w:ilvl="1">
       <w:numFmt w:val="bullet"/>
-      <w:lvlText w:val="o"/>
+      <w:lvlText w:val="–"/>
       <w:lvlJc w:val="left"/>
       <w:pPr>
-        <w:ind w:left="1440" w:hanging="360"/>
-      </w:pPr>
-      <w:rPr>
-        <w:rFonts w:ascii="Courier New" w:hAnsi="Courier New" w:cs="Courier New" w:hint="default"/>
-      </w:rPr>
+        <w:ind w:left="1440" w:hanging="480"/>
+      </w:pPr>
     </w:lvl>
     <w:lvl w:ilvl="2">
       <w:numFmt w:val="bullet"/>
-      <w:lvlText w:val=""/>
+      <w:lvlText w:val="•"/>
       <w:lvlJc w:val="left"/>
       <w:pPr>
-        <w:ind w:left="2160" w:hanging="360"/>
-      </w:pPr>
-      <w:rPr>
-        <w:rFonts w:ascii="Wingdings" w:hAnsi="Wingdings" w:cs="Wingdings" w:hint="default"/>
-      </w:rPr>
+        <w:ind w:left="2160" w:hanging="480"/>
+      </w:pPr>
     </w:lvl>
     <w:lvl w:ilvl="3">
       <w:numFmt w:val="bullet"/>
-      <w:lvlText w:val=""/>
+      <w:lvlText w:val="–"/>
       <w:lvlJc w:val="left"/>
       <w:pPr>
-        <w:ind w:left="2880" w:hanging="360"/>
-      </w:pPr>
-      <w:rPr>
-        <w:rFonts w:ascii="Symbol" w:hAnsi="Symbol" w:cs="Symbol" w:hint="default"/>
-      </w:rPr>
+        <w:ind w:left="2880" w:hanging="480"/>
+      </w:pPr>
     </w:lvl>
     <w:lvl w:ilvl="4">
       <w:numFmt w:val="bullet"/>
-      <w:lvlText w:val="o"/>
+      <w:lvlText w:val="•"/>
       <w:lvlJc w:val="left"/>
       <w:pPr>
-        <w:ind w:left="3600" w:hanging="360"/>
-      </w:pPr>
-      <w:rPr>
-        <w:rFonts w:ascii="Courier New" w:hAnsi="Courier New" w:cs="Courier New" w:hint="default"/>
-      </w:rPr>
+        <w:ind w:left="3600" w:hanging="480"/>
+      </w:pPr>
     </w:lvl>
     <w:lvl w:ilvl="5">
       <w:numFmt w:val="bullet"/>
-      <w:lvlText w:val=""/>
+      <w:lvlText w:val="–"/>
       <w:lvlJc w:val="left"/>
       <w:pPr>
-        <w:ind w:left="4320" w:hanging="360"/>
-      </w:pPr>
-      <w:rPr>
-        <w:rFonts w:ascii="Wingdings" w:hAnsi="Wingdings" w:cs="Wingdings" w:hint="default"/>
-      </w:rPr>
+        <w:ind w:left="4320" w:hanging="480"/>
+      </w:pPr>
     </w:lvl>
     <w:lvl w:ilvl="6">
       <w:numFmt w:val="bullet"/>
-      <w:lvlText w:val=""/>
+      <w:lvlText w:val="•"/>
       <w:lvlJc w:val="left"/>
       <w:pPr>
-        <w:ind w:left="5040" w:hanging="360"/>
-      </w:pPr>
-      <w:rPr>
-        <w:rFonts w:ascii="Symbol" w:hAnsi="Symbol" w:cs="Symbol" w:hint="default"/>
-      </w:rPr>
+        <w:ind w:left="5040" w:hanging="480"/>
+      </w:pPr>
     </w:lvl>
     <w:lvl w:ilvl="7">
       <w:numFmt w:val="bullet"/>
-      <w:lvlText w:val="o"/>
+      <w:lvlText w:val="–"/>
       <w:lvlJc w:val="left"/>
       <w:pPr>
-        <w:ind w:left="5760" w:hanging="360"/>
-      </w:pPr>
-      <w:rPr>
-        <w:rFonts w:ascii="Courier New" w:hAnsi="Courier New" w:cs="Courier New" w:hint="default"/>
-      </w:rPr>
+        <w:ind w:left="5760" w:hanging="480"/>
+      </w:pPr>
     </w:lvl>
     <w:lvl w:ilvl="8">
       <w:numFmt w:val="bullet"/>
-      <w:lvlText w:val=""/>
+      <w:lvlText w:val="•"/>
       <w:lvlJc w:val="left"/>
       <w:pPr>
-        <w:ind w:left="6480" w:hanging="360"/>
-      </w:pPr>
-      <w:rPr>
-        <w:rFonts w:ascii="Wingdings" w:hAnsi="Wingdings" w:cs="Wingdings" w:hint="default"/>
-      </w:rPr>
+        <w:ind w:left="6480" w:hanging="480"/>
+      </w:pPr>
     </w:lvl>
   </w:abstractNum>
   <w:num w:numId="1000">
@@ -1994,10 +2111,10 @@
   <w:docDefaults>
     <w:rPrDefault>
       <w:rPr>
-        <w:rFonts w:asciiTheme="minorHAnsi" w:cstheme="minorBidi" w:eastAsiaTheme="minorEastAsia" w:hAnsiTheme="minorHAnsi"/>
+        <w:rFonts w:asciiTheme="minorHAnsi" w:cstheme="minorBidi" w:eastAsiaTheme="minorHAnsi" w:hAnsiTheme="minorHAnsi"/>
         <w:sz w:val="24"/>
         <w:szCs w:val="24"/>
-        <w:lang w:bidi="ar-SA" w:eastAsia="zh-CN" w:val="en-US"/>
+        <w:lang w:bidi="ar-SA" w:eastAsia="en-US" w:val="en-US"/>
       </w:rPr>
     </w:rPrDefault>
     <w:pPrDefault>
@@ -2015,10 +2132,10 @@
     <w:name w:val="Body Text"/>
     <w:basedOn w:val="Normal"/>
     <w:link w:val="BodyTextChar"/>
-    <w:qFormat/>
     <w:pPr>
       <w:spacing w:after="180" w:before="180"/>
     </w:pPr>
+    <w:qFormat/>
   </w:style>
   <w:style w:customStyle="1" w:styleId="FirstParagraph" w:type="paragraph">
     <w:name w:val="First Paragraph"/>
@@ -2038,94 +2155,57 @@
     <w:name w:val="Title"/>
     <w:basedOn w:val="Normal"/>
     <w:next w:val="BodyText"/>
-    <w:link w:val="TitleChar"/>
-    <w:uiPriority w:val="10"/>
     <w:qFormat/>
-    <w:rsid w:val="00A10FD9"/>
     <w:pPr>
-      <w:spacing w:after="80" w:line="240" w:lineRule="auto"/>
-      <w:contextualSpacing/>
+      <w:keepNext/>
+      <w:keepLines/>
+      <w:spacing w:after="240" w:before="480"/>
       <w:jc w:val="center"/>
     </w:pPr>
     <w:rPr>
       <w:rFonts w:asciiTheme="majorHAnsi" w:cstheme="majorBidi" w:eastAsiaTheme="majorEastAsia" w:hAnsiTheme="majorHAnsi"/>
-      <w:sz w:val="56"/>
-      <w:szCs w:val="56"/>
-    </w:rPr>
-  </w:style>
-  <w:style w:customStyle="1" w:styleId="TitleChar" w:type="character">
-    <w:name w:val="Title Char"/>
-    <w:basedOn w:val="DefaultParagraphFont"/>
-    <w:link w:val="Title"/>
-    <w:uiPriority w:val="10"/>
-    <w:rsid w:val="00A10FD9"/>
-    <w:rPr>
-      <w:rFonts w:asciiTheme="majorHAnsi" w:cstheme="majorBidi" w:eastAsiaTheme="majorEastAsia" w:hAnsiTheme="majorHAnsi"/>
-      <w:sz w:val="56"/>
-      <w:szCs w:val="56"/>
+      <w:b/>
+      <w:bCs/>
+      <w:color w:themeColor="accent1" w:themeShade="B5" w:val="345A8A"/>
+      <w:sz w:val="36"/>
+      <w:szCs w:val="36"/>
     </w:rPr>
   </w:style>
   <w:style w:styleId="Subtitle" w:type="paragraph">
     <w:name w:val="Subtitle"/>
-    <w:basedOn w:val="Title"/>
-    <w:next w:val="BodyText"/>
-    <w:link w:val="SubtitleChar"/>
-    <w:uiPriority w:val="11"/>
-    <w:qFormat/>
-    <w:rsid w:val="00A10FD9"/>
-    <w:pPr>
-      <w:numPr>
-        <w:ilvl w:val="1"/>
-      </w:numPr>
-    </w:pPr>
-    <w:rPr>
-      <w:rFonts w:cstheme="majorBidi" w:eastAsiaTheme="majorEastAsia"/>
-      <w:spacing w:val="15"/>
-      <w:sz w:val="28"/>
-      <w:szCs w:val="28"/>
-    </w:rPr>
-  </w:style>
-  <w:style w:customStyle="1" w:styleId="SubtitleChar" w:type="character">
-    <w:name w:val="Subtitle Char"/>
-    <w:basedOn w:val="DefaultParagraphFont"/>
-    <w:link w:val="Subtitle"/>
-    <w:uiPriority w:val="11"/>
-    <w:rsid w:val="00A10FD9"/>
-    <w:rPr>
-      <w:rFonts w:cstheme="majorBidi" w:eastAsiaTheme="majorEastAsia"/>
-      <w:color w:themeColor="text1" w:themeTint="A6" w:val="595959"/>
-      <w:spacing w:val="15"/>
-      <w:sz w:val="28"/>
-      <w:szCs w:val="28"/>
-    </w:rPr>
-  </w:style>
-  <w:style w:customStyle="1" w:styleId="Author" w:type="paragraph">
-    <w:name w:val="Author"/>
     <w:basedOn w:val="Title"/>
     <w:next w:val="BodyText"/>
     <w:qFormat/>
     <w:pPr>
       <w:keepNext/>
       <w:keepLines/>
+      <w:spacing w:after="240" w:before="240"/>
+      <w:jc w:val="center"/>
     </w:pPr>
     <w:rPr>
-      <w:sz w:val="24"/>
-      <w:szCs w:val="24"/>
-    </w:rPr>
-  </w:style>
-  <w:style w:styleId="Date" w:type="paragraph">
-    <w:name w:val="Date"/>
-    <w:basedOn w:val="Title"/>
+      <w:sz w:val="30"/>
+      <w:szCs w:val="30"/>
+    </w:rPr>
+  </w:style>
+  <w:style w:customStyle="1" w:styleId="Author" w:type="paragraph">
+    <w:name w:val="Author"/>
     <w:next w:val="BodyText"/>
     <w:qFormat/>
     <w:pPr>
       <w:keepNext/>
       <w:keepLines/>
+      <w:jc w:val="center"/>
     </w:pPr>
-    <w:rPr>
-      <w:sz w:val="24"/>
-      <w:szCs w:val="24"/>
-    </w:rPr>
+  </w:style>
+  <w:style w:styleId="Date" w:type="paragraph">
+    <w:name w:val="Date"/>
+    <w:next w:val="BodyText"/>
+    <w:qFormat/>
+    <w:pPr>
+      <w:keepNext/>
+      <w:keepLines/>
+      <w:jc w:val="center"/>
+    </w:pPr>
   </w:style>
   <w:style w:customStyle="1" w:styleId="AbstractTitle" w:type="paragraph">
     <w:name w:val="Abstract Title"/>
@@ -2135,13 +2215,15 @@
     <w:pPr>
       <w:keepNext/>
       <w:keepLines/>
+      <w:jc w:val="center"/>
       <w:spacing w:after="0" w:before="300"/>
-      <w:jc w:val="center"/>
     </w:pPr>
     <w:rPr>
-      <w:b/>
       <w:sz w:val="20"/>
       <w:szCs w:val="20"/>
+      <w:b/>
+      <w:color w:val="345A8A"/>
+      &gt;
     </w:rPr>
   </w:style>
   <w:style w:customStyle="1" w:styleId="Abstract" w:type="paragraph">
@@ -2168,321 +2250,191 @@
     <w:rPr/>
   </w:style>
   <w:style w:styleId="Heading1" w:type="paragraph">
-    <w:name w:val="heading 1"/>
+    <w:name w:val="Heading 1"/>
     <w:basedOn w:val="Normal"/>
     <w:next w:val="BodyText"/>
-    <w:link w:val="Heading1Char"/>
     <w:uiPriority w:val="9"/>
     <w:qFormat/>
-    <w:rsid w:val="00A10FD9"/>
     <w:pPr>
       <w:keepNext/>
       <w:keepLines/>
-      <w:spacing w:after="80" w:before="360"/>
+      <w:spacing w:after="0" w:before="480"/>
       <w:outlineLvl w:val="0"/>
     </w:pPr>
     <w:rPr>
       <w:rFonts w:asciiTheme="majorHAnsi" w:cstheme="majorBidi" w:eastAsiaTheme="majorEastAsia" w:hAnsiTheme="majorHAnsi"/>
-      <w:color w:themeColor="accent1" w:themeShade="BF" w:val="0F4761"/>
-      <w:sz w:val="40"/>
-      <w:szCs w:val="40"/>
+      <w:b/>
+      <w:bCs/>
+      <w:color w:themeColor="accent1" w:val="4F81BD"/>
+      <w:sz w:val="32"/>
+      <w:szCs w:val="32"/>
     </w:rPr>
   </w:style>
   <w:style w:styleId="Heading2" w:type="paragraph">
-    <w:name w:val="heading 2"/>
+    <w:name w:val="Heading 2"/>
     <w:basedOn w:val="Normal"/>
     <w:next w:val="BodyText"/>
-    <w:link w:val="Heading2Char"/>
     <w:uiPriority w:val="9"/>
-    <w:semiHidden/>
     <w:unhideWhenUsed/>
     <w:qFormat/>
-    <w:rsid w:val="00A10FD9"/>
     <w:pPr>
       <w:keepNext/>
       <w:keepLines/>
-      <w:spacing w:after="80" w:before="160"/>
+      <w:spacing w:after="0" w:before="200"/>
       <w:outlineLvl w:val="1"/>
     </w:pPr>
     <w:rPr>
       <w:rFonts w:asciiTheme="majorHAnsi" w:cstheme="majorBidi" w:eastAsiaTheme="majorEastAsia" w:hAnsiTheme="majorHAnsi"/>
-      <w:color w:themeColor="accent1" w:themeShade="BF" w:val="0F4761"/>
-      <w:sz w:val="32"/>
-      <w:szCs w:val="32"/>
+      <w:b/>
+      <w:bCs/>
+      <w:color w:themeColor="accent1" w:val="4F81BD"/>
+      <w:sz w:val="28"/>
+      <w:szCs w:val="28"/>
     </w:rPr>
   </w:style>
   <w:style w:styleId="Heading3" w:type="paragraph">
-    <w:name w:val="heading 3"/>
+    <w:name w:val="Heading 3"/>
     <w:basedOn w:val="Normal"/>
     <w:next w:val="BodyText"/>
-    <w:link w:val="Heading3Char"/>
     <w:uiPriority w:val="9"/>
-    <w:semiHidden/>
     <w:unhideWhenUsed/>
     <w:qFormat/>
-    <w:rsid w:val="00A10FD9"/>
     <w:pPr>
       <w:keepNext/>
       <w:keepLines/>
-      <w:spacing w:after="80" w:before="160"/>
+      <w:spacing w:after="0" w:before="200"/>
       <w:outlineLvl w:val="2"/>
     </w:pPr>
     <w:rPr>
-      <w:rFonts w:cstheme="majorBidi" w:eastAsiaTheme="majorEastAsia"/>
-      <w:color w:themeColor="accent1" w:themeShade="BF" w:val="0F4761"/>
-      <w:sz w:val="28"/>
-      <w:szCs w:val="28"/>
+      <w:rFonts w:asciiTheme="majorHAnsi" w:cstheme="majorBidi" w:eastAsiaTheme="majorEastAsia" w:hAnsiTheme="majorHAnsi"/>
+      <w:b/>
+      <w:bCs/>
+      <w:color w:themeColor="accent1" w:val="4F81BD"/>
+      <w:sz w:val="24"/>
+      <w:szCs w:val="24"/>
     </w:rPr>
   </w:style>
   <w:style w:styleId="Heading4" w:type="paragraph">
-    <w:name w:val="heading 4"/>
+    <w:name w:val="Heading 4"/>
     <w:basedOn w:val="Normal"/>
     <w:next w:val="BodyText"/>
-    <w:link w:val="Heading4Char"/>
     <w:uiPriority w:val="9"/>
-    <w:semiHidden/>
     <w:unhideWhenUsed/>
     <w:qFormat/>
-    <w:rsid w:val="00A10FD9"/>
     <w:pPr>
       <w:keepNext/>
       <w:keepLines/>
-      <w:spacing w:after="40" w:before="80"/>
+      <w:spacing w:after="0" w:before="200"/>
       <w:outlineLvl w:val="3"/>
     </w:pPr>
     <w:rPr>
-      <w:rFonts w:cstheme="majorBidi" w:eastAsiaTheme="majorEastAsia"/>
+      <w:rFonts w:asciiTheme="majorHAnsi" w:cstheme="majorBidi" w:eastAsiaTheme="majorEastAsia" w:hAnsiTheme="majorHAnsi"/>
       <w:i/>
-      <w:iCs/>
-      <w:color w:themeColor="accent1" w:themeShade="BF" w:val="0F4761"/>
+      <w:bCs/>
+      <w:color w:themeColor="accent1" w:val="4F81BD"/>
+      <w:sz w:val="24"/>
+      <w:szCs w:val="24"/>
     </w:rPr>
   </w:style>
   <w:style w:styleId="Heading5" w:type="paragraph">
-    <w:name w:val="heading 5"/>
+    <w:name w:val="Heading 5"/>
     <w:basedOn w:val="Normal"/>
     <w:next w:val="BodyText"/>
-    <w:link w:val="Heading5Char"/>
     <w:uiPriority w:val="9"/>
-    <w:semiHidden/>
     <w:unhideWhenUsed/>
     <w:qFormat/>
-    <w:rsid w:val="00A10FD9"/>
     <w:pPr>
       <w:keepNext/>
       <w:keepLines/>
-      <w:spacing w:after="40" w:before="80"/>
+      <w:spacing w:after="0" w:before="200"/>
       <w:outlineLvl w:val="4"/>
     </w:pPr>
     <w:rPr>
-      <w:rFonts w:cstheme="majorBidi" w:eastAsiaTheme="majorEastAsia"/>
-      <w:color w:themeColor="accent1" w:themeShade="BF" w:val="0F4761"/>
+      <w:rFonts w:asciiTheme="majorHAnsi" w:cstheme="majorBidi" w:eastAsiaTheme="majorEastAsia" w:hAnsiTheme="majorHAnsi"/>
+      <w:iCs/>
+      <w:color w:themeColor="accent1" w:val="4F81BD"/>
+      <w:sz w:val="24"/>
+      <w:szCs w:val="24"/>
     </w:rPr>
   </w:style>
   <w:style w:styleId="Heading6" w:type="paragraph">
-    <w:name w:val="heading 6"/>
+    <w:name w:val="Heading 6"/>
     <w:basedOn w:val="Normal"/>
     <w:next w:val="BodyText"/>
-    <w:link w:val="Heading6Char"/>
     <w:uiPriority w:val="9"/>
-    <w:semiHidden/>
     <w:unhideWhenUsed/>
     <w:qFormat/>
-    <w:rsid w:val="00A10FD9"/>
     <w:pPr>
       <w:keepNext/>
       <w:keepLines/>
-      <w:spacing w:after="0" w:before="40"/>
+      <w:spacing w:after="0" w:before="200"/>
       <w:outlineLvl w:val="5"/>
     </w:pPr>
     <w:rPr>
-      <w:rFonts w:cstheme="majorBidi" w:eastAsiaTheme="majorEastAsia"/>
-      <w:i/>
-      <w:iCs/>
-      <w:color w:themeColor="text1" w:themeTint="A6" w:val="595959"/>
+      <w:rFonts w:asciiTheme="majorHAnsi" w:cstheme="majorBidi" w:eastAsiaTheme="majorEastAsia" w:hAnsiTheme="majorHAnsi"/>
+      <w:color w:themeColor="accent1" w:val="4F81BD"/>
+      <w:sz w:val="24"/>
+      <w:szCs w:val="24"/>
     </w:rPr>
   </w:style>
   <w:style w:styleId="Heading7" w:type="paragraph">
-    <w:name w:val="heading 7"/>
+    <w:name w:val="Heading 7"/>
     <w:basedOn w:val="Normal"/>
     <w:next w:val="BodyText"/>
-    <w:link w:val="Heading7Char"/>
     <w:uiPriority w:val="9"/>
-    <w:semiHidden/>
     <w:unhideWhenUsed/>
     <w:qFormat/>
-    <w:rsid w:val="00A10FD9"/>
     <w:pPr>
       <w:keepNext/>
       <w:keepLines/>
-      <w:spacing w:after="0" w:before="40"/>
+      <w:spacing w:after="0" w:before="200"/>
       <w:outlineLvl w:val="6"/>
     </w:pPr>
     <w:rPr>
-      <w:rFonts w:cstheme="majorBidi" w:eastAsiaTheme="majorEastAsia"/>
-      <w:color w:themeColor="text1" w:themeTint="A6" w:val="595959"/>
+      <w:rFonts w:asciiTheme="majorHAnsi" w:cstheme="majorBidi" w:eastAsiaTheme="majorEastAsia" w:hAnsiTheme="majorHAnsi"/>
+      <w:color w:themeColor="accent1" w:val="4F81BD"/>
+      <w:sz w:val="24"/>
+      <w:szCs w:val="24"/>
     </w:rPr>
   </w:style>
   <w:style w:styleId="Heading8" w:type="paragraph">
-    <w:name w:val="heading 8"/>
+    <w:name w:val="Heading 8"/>
     <w:basedOn w:val="Normal"/>
     <w:next w:val="BodyText"/>
-    <w:link w:val="Heading8Char"/>
     <w:uiPriority w:val="9"/>
-    <w:semiHidden/>
     <w:unhideWhenUsed/>
     <w:qFormat/>
-    <w:rsid w:val="00A10FD9"/>
     <w:pPr>
       <w:keepNext/>
       <w:keepLines/>
-      <w:spacing w:after="0"/>
+      <w:spacing w:after="0" w:before="200"/>
       <w:outlineLvl w:val="7"/>
     </w:pPr>
     <w:rPr>
-      <w:rFonts w:cstheme="majorBidi" w:eastAsiaTheme="majorEastAsia"/>
-      <w:i/>
-      <w:iCs/>
-      <w:color w:themeColor="text1" w:themeTint="D8" w:val="272727"/>
+      <w:rFonts w:asciiTheme="majorHAnsi" w:cstheme="majorBidi" w:eastAsiaTheme="majorEastAsia" w:hAnsiTheme="majorHAnsi"/>
+      <w:color w:themeColor="accent1" w:val="4F81BD"/>
+      <w:sz w:val="24"/>
+      <w:szCs w:val="24"/>
     </w:rPr>
   </w:style>
   <w:style w:styleId="Heading9" w:type="paragraph">
-    <w:name w:val="heading 9"/>
+    <w:name w:val="Heading 9"/>
     <w:basedOn w:val="Normal"/>
     <w:next w:val="BodyText"/>
-    <w:link w:val="Heading9Char"/>
     <w:uiPriority w:val="9"/>
-    <w:semiHidden/>
     <w:unhideWhenUsed/>
     <w:qFormat/>
-    <w:rsid w:val="00A10FD9"/>
     <w:pPr>
       <w:keepNext/>
       <w:keepLines/>
-      <w:spacing w:after="0"/>
+      <w:spacing w:after="0" w:before="200"/>
       <w:outlineLvl w:val="8"/>
     </w:pPr>
     <w:rPr>
-      <w:rFonts w:cstheme="majorBidi" w:eastAsiaTheme="majorEastAsia"/>
-      <w:color w:themeColor="text1" w:themeTint="D8" w:val="272727"/>
-    </w:rPr>
-  </w:style>
-  <w:style w:customStyle="1" w:styleId="Heading1Char" w:type="character">
-    <w:name w:val="Heading 1 Char"/>
-    <w:basedOn w:val="DefaultParagraphFont"/>
-    <w:link w:val="Heading1"/>
-    <w:uiPriority w:val="9"/>
-    <w:rsid w:val="00A10FD9"/>
-    <w:rPr>
       <w:rFonts w:asciiTheme="majorHAnsi" w:cstheme="majorBidi" w:eastAsiaTheme="majorEastAsia" w:hAnsiTheme="majorHAnsi"/>
-      <w:color w:themeColor="accent1" w:themeShade="BF" w:val="0F4761"/>
-      <w:sz w:val="40"/>
-      <w:szCs w:val="40"/>
-    </w:rPr>
-  </w:style>
-  <w:style w:customStyle="1" w:styleId="Heading2Char" w:type="character">
-    <w:name w:val="Heading 2 Char"/>
-    <w:basedOn w:val="DefaultParagraphFont"/>
-    <w:link w:val="Heading2"/>
-    <w:uiPriority w:val="9"/>
-    <w:semiHidden/>
-    <w:rsid w:val="00A10FD9"/>
-    <w:rPr>
-      <w:rFonts w:asciiTheme="majorHAnsi" w:cstheme="majorBidi" w:eastAsiaTheme="majorEastAsia" w:hAnsiTheme="majorHAnsi"/>
-      <w:color w:themeColor="accent1" w:themeShade="BF" w:val="0F4761"/>
-      <w:sz w:val="32"/>
-      <w:szCs w:val="32"/>
-    </w:rPr>
-  </w:style>
-  <w:style w:customStyle="1" w:styleId="Heading3Char" w:type="character">
-    <w:name w:val="Heading 3 Char"/>
-    <w:basedOn w:val="DefaultParagraphFont"/>
-    <w:link w:val="Heading3"/>
-    <w:uiPriority w:val="9"/>
-    <w:semiHidden/>
-    <w:rsid w:val="00A10FD9"/>
-    <w:rPr>
-      <w:rFonts w:cstheme="majorBidi" w:eastAsiaTheme="majorEastAsia"/>
-      <w:color w:themeColor="accent1" w:themeShade="BF" w:val="0F4761"/>
-      <w:sz w:val="28"/>
-      <w:szCs w:val="28"/>
-    </w:rPr>
-  </w:style>
-  <w:style w:customStyle="1" w:styleId="Heading4Char" w:type="character">
-    <w:name w:val="Heading 4 Char"/>
-    <w:basedOn w:val="DefaultParagraphFont"/>
-    <w:link w:val="Heading4"/>
-    <w:uiPriority w:val="9"/>
-    <w:semiHidden/>
-    <w:rsid w:val="00A10FD9"/>
-    <w:rPr>
-      <w:rFonts w:cstheme="majorBidi" w:eastAsiaTheme="majorEastAsia"/>
-      <w:i/>
-      <w:iCs/>
-      <w:color w:themeColor="accent1" w:themeShade="BF" w:val="0F4761"/>
-    </w:rPr>
-  </w:style>
-  <w:style w:customStyle="1" w:styleId="Heading5Char" w:type="character">
-    <w:name w:val="Heading 5 Char"/>
-    <w:basedOn w:val="DefaultParagraphFont"/>
-    <w:link w:val="Heading5"/>
-    <w:uiPriority w:val="9"/>
-    <w:semiHidden/>
-    <w:rsid w:val="00A10FD9"/>
-    <w:rPr>
-      <w:rFonts w:cstheme="majorBidi" w:eastAsiaTheme="majorEastAsia"/>
-      <w:color w:themeColor="accent1" w:themeShade="BF" w:val="0F4761"/>
-    </w:rPr>
-  </w:style>
-  <w:style w:customStyle="1" w:styleId="Heading6Char" w:type="character">
-    <w:name w:val="Heading 6 Char"/>
-    <w:basedOn w:val="DefaultParagraphFont"/>
-    <w:link w:val="Heading6"/>
-    <w:uiPriority w:val="9"/>
-    <w:semiHidden/>
-    <w:rsid w:val="00A10FD9"/>
-    <w:rPr>
-      <w:rFonts w:cstheme="majorBidi" w:eastAsiaTheme="majorEastAsia"/>
-      <w:i/>
-      <w:iCs/>
-      <w:color w:themeColor="text1" w:themeTint="A6" w:val="595959"/>
-    </w:rPr>
-  </w:style>
-  <w:style w:customStyle="1" w:styleId="Heading7Char" w:type="character">
-    <w:name w:val="Heading 7 Char"/>
-    <w:basedOn w:val="DefaultParagraphFont"/>
-    <w:link w:val="Heading7"/>
-    <w:uiPriority w:val="9"/>
-    <w:semiHidden/>
-    <w:rsid w:val="00A10FD9"/>
-    <w:rPr>
-      <w:rFonts w:cstheme="majorBidi" w:eastAsiaTheme="majorEastAsia"/>
-      <w:color w:themeColor="text1" w:themeTint="A6" w:val="595959"/>
-    </w:rPr>
-  </w:style>
-  <w:style w:customStyle="1" w:styleId="Heading8Char" w:type="character">
-    <w:name w:val="Heading 8 Char"/>
-    <w:basedOn w:val="DefaultParagraphFont"/>
-    <w:link w:val="Heading8"/>
-    <w:uiPriority w:val="9"/>
-    <w:semiHidden/>
-    <w:rsid w:val="00A10FD9"/>
-    <w:rPr>
-      <w:rFonts w:cstheme="majorBidi" w:eastAsiaTheme="majorEastAsia"/>
-      <w:i/>
-      <w:iCs/>
-      <w:color w:themeColor="text1" w:themeTint="D8" w:val="272727"/>
-    </w:rPr>
-  </w:style>
-  <w:style w:customStyle="1" w:styleId="Heading9Char" w:type="character">
-    <w:name w:val="Heading 9 Char"/>
-    <w:basedOn w:val="DefaultParagraphFont"/>
-    <w:link w:val="Heading9"/>
-    <w:uiPriority w:val="9"/>
-    <w:semiHidden/>
-    <w:rsid w:val="00A10FD9"/>
-    <w:rPr>
-      <w:rFonts w:cstheme="majorBidi" w:eastAsiaTheme="majorEastAsia"/>
-      <w:color w:themeColor="text1" w:themeTint="D8" w:val="272727"/>
+      <w:color w:themeColor="accent1" w:val="4F81BD"/>
+      <w:sz w:val="24"/>
+      <w:szCs w:val="24"/>
     </w:rPr>
   </w:style>
   <w:style w:styleId="BlockText" w:type="paragraph">
@@ -2504,18 +2456,6 @@
     <w:uiPriority w:val="9"/>
     <w:unhideWhenUsed/>
     <w:qFormat/>
-  </w:style>
-  <w:style w:styleId="FootnoteBlockText" w:type="paragraph">
-    <w:name w:val="Footnote Block Text"/>
-    <w:basedOn w:val="FootnoteText"/>
-    <w:next w:val="FootnoteText"/>
-    <w:uiPriority w:val="9"/>
-    <w:unhideWhenUsed/>
-    <w:qFormat/>
-    <w:pPr>
-      <w:spacing w:after="100" w:before="100"/>
-      <w:ind w:firstLine="0" w:left="480" w:right="480"/>
-    </w:pPr>
   </w:style>
   <w:style w:default="1" w:styleId="DefaultParagraphFont" w:type="character">
     <w:name w:val="Default Paragraph Font"/>
@@ -2538,11 +2478,18 @@
       </w:tblCellMar>
     </w:tblPr>
     <w:tblStylePr w:type="firstRow">
+      <w:tblPr>
+        <w:jc w:val="left"/>
+        <w:tblInd w:type="dxa" w:w="0"/>
+      </w:tblPr>
+      <w:trPr>
+        <w:jc w:val="left"/>
+      </w:trPr>
       <w:tcPr>
+        <w:vAlign w:val="bottom"/>
         <w:tcBorders>
           <w:bottom w:val="single"/>
         </w:tcBorders>
-        <w:vAlign w:val="bottom"/>
       </w:tcPr>
     </w:tblStylePr>
   </w:style>
@@ -2657,8 +2604,8 @@
     <w:name w:val="KeywordTok"/>
     <w:basedOn w:val="VerbatimChar"/>
     <w:rPr>
+      <w:color w:val="007020"/>
       <w:b/>
-      <w:color w:val="007020"/>
     </w:rPr>
   </w:style>
   <w:style w:type="character" w:customStyle="1" w:styleId="DataTypeTok">
@@ -2735,42 +2682,42 @@
     <w:name w:val="ImportTok"/>
     <w:basedOn w:val="VerbatimChar"/>
     <w:rPr>
+      <w:color w:val="008000"/>
       <w:b/>
-      <w:color w:val="008000"/>
     </w:rPr>
   </w:style>
   <w:style w:type="character" w:customStyle="1" w:styleId="CommentTok">
     <w:name w:val="CommentTok"/>
     <w:basedOn w:val="VerbatimChar"/>
     <w:rPr>
+      <w:color w:val="60a0b0"/>
       <w:i/>
-      <w:color w:val="60a0b0"/>
     </w:rPr>
   </w:style>
   <w:style w:type="character" w:customStyle="1" w:styleId="DocumentationTok">
     <w:name w:val="DocumentationTok"/>
     <w:basedOn w:val="VerbatimChar"/>
     <w:rPr>
+      <w:color w:val="ba2121"/>
       <w:i/>
-      <w:color w:val="ba2121"/>
     </w:rPr>
   </w:style>
   <w:style w:type="character" w:customStyle="1" w:styleId="AnnotationTok">
     <w:name w:val="AnnotationTok"/>
     <w:basedOn w:val="VerbatimChar"/>
     <w:rPr>
+      <w:color w:val="60a0b0"/>
       <w:b/>
       <w:i/>
-      <w:color w:val="60a0b0"/>
     </w:rPr>
   </w:style>
   <w:style w:type="character" w:customStyle="1" w:styleId="CommentVarTok">
     <w:name w:val="CommentVarTok"/>
     <w:basedOn w:val="VerbatimChar"/>
     <w:rPr>
+      <w:color w:val="60a0b0"/>
       <w:b/>
       <w:i/>
-      <w:color w:val="60a0b0"/>
     </w:rPr>
   </w:style>
   <w:style w:type="character" w:customStyle="1" w:styleId="OtherTok">
@@ -2798,8 +2745,8 @@
     <w:name w:val="ControlFlowTok"/>
     <w:basedOn w:val="VerbatimChar"/>
     <w:rPr>
+      <w:color w:val="007020"/>
       <w:b/>
-      <w:color w:val="007020"/>
     </w:rPr>
   </w:style>
   <w:style w:type="character" w:customStyle="1" w:styleId="OperatorTok">
@@ -2844,34 +2791,34 @@
     <w:name w:val="InformationTok"/>
     <w:basedOn w:val="VerbatimChar"/>
     <w:rPr>
+      <w:color w:val="60a0b0"/>
       <w:b/>
       <w:i/>
-      <w:color w:val="60a0b0"/>
     </w:rPr>
   </w:style>
   <w:style w:type="character" w:customStyle="1" w:styleId="WarningTok">
     <w:name w:val="WarningTok"/>
     <w:basedOn w:val="VerbatimChar"/>
     <w:rPr>
+      <w:color w:val="60a0b0"/>
       <w:b/>
       <w:i/>
-      <w:color w:val="60a0b0"/>
     </w:rPr>
   </w:style>
   <w:style w:type="character" w:customStyle="1" w:styleId="AlertTok">
     <w:name w:val="AlertTok"/>
     <w:basedOn w:val="VerbatimChar"/>
     <w:rPr>
+      <w:color w:val="ff0000"/>
       <w:b/>
-      <w:color w:val="ff0000"/>
     </w:rPr>
   </w:style>
   <w:style w:type="character" w:customStyle="1" w:styleId="ErrorTok">
     <w:name w:val="ErrorTok"/>
     <w:basedOn w:val="VerbatimChar"/>
     <w:rPr>
+      <w:color w:val="ff0000"/>
       <w:b/>
-      <w:color w:val="ff0000"/>
     </w:rPr>
   </w:style>
   <w:style w:type="character" w:customStyle="1" w:styleId="NormalTok">
@@ -2893,44 +2840,44 @@
         <a:sysClr val="window" lastClr="FFFFFF"/>
       </a:lt1>
       <a:dk2>
-        <a:srgbClr val="0E2841"/>
+        <a:srgbClr val="1F497D"/>
       </a:dk2>
       <a:lt2>
-        <a:srgbClr val="E8E8E8"/>
+        <a:srgbClr val="EEECE1"/>
       </a:lt2>
       <a:accent1>
-        <a:srgbClr val="156082"/>
+        <a:srgbClr val="4F81BD"/>
       </a:accent1>
       <a:accent2>
-        <a:srgbClr val="E97132"/>
+        <a:srgbClr val="C0504D"/>
       </a:accent2>
       <a:accent3>
-        <a:srgbClr val="196B24"/>
+        <a:srgbClr val="9BBB59"/>
       </a:accent3>
       <a:accent4>
-        <a:srgbClr val="0F9ED5"/>
+        <a:srgbClr val="8064A2"/>
       </a:accent4>
       <a:accent5>
-        <a:srgbClr val="A02B93"/>
+        <a:srgbClr val="4BACC6"/>
       </a:accent5>
       <a:accent6>
-        <a:srgbClr val="4EA72E"/>
+        <a:srgbClr val="F79646"/>
       </a:accent6>
       <a:hlink>
-        <a:srgbClr val="467886"/>
+        <a:srgbClr val="0000FF"/>
       </a:hlink>
       <a:folHlink>
-        <a:srgbClr val="96607D"/>
+        <a:srgbClr val="800080"/>
       </a:folHlink>
     </a:clrScheme>
     <a:fontScheme name="Office">
       <a:majorFont>
-        <a:latin typeface="Aptos Display" panose="02110004020202020204"/>
+        <a:latin typeface="Calibri"/>
         <a:ea typeface=""/>
         <a:cs typeface=""/>
-        <a:font script="Jpan" typeface="游ゴシック Light"/>
+        <a:font script="Jpan" typeface="ＭＳ ゴシック"/>
         <a:font script="Hang" typeface="맑은 고딕"/>
-        <a:font script="Hans" typeface="等线 Light"/>
+        <a:font script="Hans" typeface="宋体"/>
         <a:font script="Hant" typeface="新細明體"/>
         <a:font script="Arab" typeface="Times New Roman"/>
         <a:font script="Hebr" typeface="Times New Roman"/>
@@ -2957,32 +2904,14 @@
         <a:font script="Mong" typeface="Mongolian Baiti"/>
         <a:font script="Viet" typeface="Times New Roman"/>
         <a:font script="Uigh" typeface="Microsoft Uighur"/>
-        <a:font script="Geor" typeface="Sylfaen"/>
-        <a:font script="Armn" typeface="Arial"/>
-        <a:font script="Bugi" typeface="Leelawadee UI"/>
-        <a:font script="Bopo" typeface="Microsoft JhengHei"/>
-        <a:font script="Java" typeface="Javanese Text"/>
-        <a:font script="Lisu" typeface="Segoe UI"/>
-        <a:font script="Mymr" typeface="Myanmar Text"/>
-        <a:font script="Nkoo" typeface="Ebrima"/>
-        <a:font script="Olck" typeface="Nirmala UI"/>
-        <a:font script="Osma" typeface="Ebrima"/>
-        <a:font script="Phag" typeface="Phagspa"/>
-        <a:font script="Syrn" typeface="Estrangelo Edessa"/>
-        <a:font script="Syrj" typeface="Estrangelo Edessa"/>
-        <a:font script="Syre" typeface="Estrangelo Edessa"/>
-        <a:font script="Sora" typeface="Nirmala UI"/>
-        <a:font script="Tale" typeface="Microsoft Tai Le"/>
-        <a:font script="Talu" typeface="Microsoft New Tai Lue"/>
-        <a:font script="Tfng" typeface="Ebrima"/>
       </a:majorFont>
       <a:minorFont>
-        <a:latin typeface="Aptos" panose="02110004020202020204"/>
+        <a:latin typeface="Cambria"/>
         <a:ea typeface=""/>
         <a:cs typeface=""/>
-        <a:font script="Jpan" typeface="游明朝"/>
+        <a:font script="Jpan" typeface="ＭＳ 明朝"/>
         <a:font script="Hang" typeface="맑은 고딕"/>
-        <a:font script="Hans" typeface="等线"/>
+        <a:font script="Hans" typeface="宋体"/>
         <a:font script="Hant" typeface="新細明體"/>
         <a:font script="Arab" typeface="Arial"/>
         <a:font script="Hebr" typeface="Arial"/>
@@ -3009,24 +2938,6 @@
         <a:font script="Mong" typeface="Mongolian Baiti"/>
         <a:font script="Viet" typeface="Arial"/>
         <a:font script="Uigh" typeface="Microsoft Uighur"/>
-        <a:font script="Geor" typeface="Sylfaen"/>
-        <a:font script="Armn" typeface="Arial"/>
-        <a:font script="Bugi" typeface="Leelawadee UI"/>
-        <a:font script="Bopo" typeface="Microsoft JhengHei"/>
-        <a:font script="Java" typeface="Javanese Text"/>
-        <a:font script="Lisu" typeface="Segoe UI"/>
-        <a:font script="Mymr" typeface="Myanmar Text"/>
-        <a:font script="Nkoo" typeface="Ebrima"/>
-        <a:font script="Olck" typeface="Nirmala UI"/>
-        <a:font script="Osma" typeface="Ebrima"/>
-        <a:font script="Phag" typeface="Phagspa"/>
-        <a:font script="Syrn" typeface="Estrangelo Edessa"/>
-        <a:font script="Syrj" typeface="Estrangelo Edessa"/>
-        <a:font script="Syre" typeface="Estrangelo Edessa"/>
-        <a:font script="Sora" typeface="Nirmala UI"/>
-        <a:font script="Tale" typeface="Microsoft Tai Le"/>
-        <a:font script="Talu" typeface="Microsoft New Tai Lue"/>
-        <a:font script="Tfng" typeface="Ebrima"/>
       </a:minorFont>
     </a:fontScheme>
     <a:fmtScheme name="Office">
@@ -3038,141 +2949,200 @@
           <a:gsLst>
             <a:gs pos="0">
               <a:schemeClr val="phClr">
-                <a:lumMod val="110000"/>
-                <a:satMod val="105000"/>
-                <a:tint val="67000"/>
+                <a:tint val="50000"/>
+                <a:satMod val="300000"/>
               </a:schemeClr>
             </a:gs>
-            <a:gs pos="50000">
+            <a:gs pos="35000">
               <a:schemeClr val="phClr">
-                <a:lumMod val="105000"/>
-                <a:satMod val="103000"/>
-                <a:tint val="73000"/>
+                <a:tint val="37000"/>
+                <a:satMod val="300000"/>
               </a:schemeClr>
             </a:gs>
             <a:gs pos="100000">
               <a:schemeClr val="phClr">
-                <a:lumMod val="105000"/>
-                <a:satMod val="109000"/>
-                <a:tint val="81000"/>
+                <a:tint val="15000"/>
+                <a:satMod val="350000"/>
               </a:schemeClr>
             </a:gs>
           </a:gsLst>
-          <a:lin ang="5400000" scaled="0"/>
+          <a:lin ang="16200000" scaled="1"/>
         </a:gradFill>
         <a:gradFill rotWithShape="1">
           <a:gsLst>
             <a:gs pos="0">
               <a:schemeClr val="phClr">
-                <a:satMod val="103000"/>
-                <a:lumMod val="102000"/>
-                <a:tint val="94000"/>
-              </a:schemeClr>
-            </a:gs>
-            <a:gs pos="50000">
-              <a:schemeClr val="phClr">
-                <a:satMod val="110000"/>
-                <a:lumMod val="100000"/>
+                <a:tint val="100000"/>
                 <a:shade val="100000"/>
+                <a:satMod val="130000"/>
               </a:schemeClr>
             </a:gs>
             <a:gs pos="100000">
               <a:schemeClr val="phClr">
-                <a:lumMod val="99000"/>
-                <a:satMod val="120000"/>
-                <a:shade val="78000"/>
+                <a:tint val="50000"/>
+                <a:shade val="100000"/>
+                <a:satMod val="350000"/>
               </a:schemeClr>
             </a:gs>
           </a:gsLst>
-          <a:lin ang="5400000" scaled="0"/>
+          <a:lin ang="16200000" scaled="0"/>
         </a:gradFill>
       </a:fillStyleLst>
       <a:lnStyleLst>
-        <a:ln w="6350" cap="flat" cmpd="sng" algn="ctr">
+        <a:ln w="9525" cap="flat" cmpd="sng" algn="ctr">
+          <a:solidFill>
+            <a:schemeClr val="phClr">
+              <a:shade val="95000"/>
+              <a:satMod val="105000"/>
+            </a:schemeClr>
+          </a:solidFill>
+          <a:prstDash val="solid"/>
+        </a:ln>
+        <a:ln w="25400" cap="flat" cmpd="sng" algn="ctr">
           <a:solidFill>
             <a:schemeClr val="phClr"/>
           </a:solidFill>
           <a:prstDash val="solid"/>
-          <a:miter lim="800000"/>
         </a:ln>
-        <a:ln w="12700" cap="flat" cmpd="sng" algn="ctr">
+        <a:ln w="38100" cap="flat" cmpd="sng" algn="ctr">
           <a:solidFill>
             <a:schemeClr val="phClr"/>
           </a:solidFill>
           <a:prstDash val="solid"/>
-          <a:miter lim="800000"/>
-        </a:ln>
-        <a:ln w="19050" cap="flat" cmpd="sng" algn="ctr">
-          <a:solidFill>
-            <a:schemeClr val="phClr"/>
-          </a:solidFill>
-          <a:prstDash val="solid"/>
-          <a:miter lim="800000"/>
         </a:ln>
       </a:lnStyleLst>
       <a:effectStyleLst>
         <a:effectStyle>
-          <a:effectLst/>
-        </a:effectStyle>
-        <a:effectStyle>
-          <a:effectLst/>
+          <a:effectLst>
+            <a:outerShdw blurRad="40000" dist="20000" dir="5400000" rotWithShape="0">
+              <a:srgbClr val="000000">
+                <a:alpha val="38000"/>
+              </a:srgbClr>
+            </a:outerShdw>
+          </a:effectLst>
         </a:effectStyle>
         <a:effectStyle>
           <a:effectLst>
-            <a:outerShdw blurRad="57150" dist="19050" dir="5400000" algn="ctr" rotWithShape="0">
+            <a:outerShdw blurRad="40000" dist="23000" dir="5400000" rotWithShape="0">
               <a:srgbClr val="000000">
-                <a:alpha val="63000"/>
+                <a:alpha val="35000"/>
               </a:srgbClr>
             </a:outerShdw>
           </a:effectLst>
+        </a:effectStyle>
+        <a:effectStyle>
+          <a:effectLst>
+            <a:outerShdw blurRad="40000" dist="23000" dir="5400000" rotWithShape="0">
+              <a:srgbClr val="000000">
+                <a:alpha val="35000"/>
+              </a:srgbClr>
+            </a:outerShdw>
+          </a:effectLst>
+          <a:scene3d>
+            <a:camera prst="orthographicFront">
+              <a:rot lat="0" lon="0" rev="0"/>
+            </a:camera>
+            <a:lightRig rig="threePt" dir="t">
+              <a:rot lat="0" lon="0" rev="1200000"/>
+            </a:lightRig>
+          </a:scene3d>
+          <a:sp3d>
+            <a:bevelT w="63500" h="25400"/>
+          </a:sp3d>
         </a:effectStyle>
       </a:effectStyleLst>
       <a:bgFillStyleLst>
         <a:solidFill>
           <a:schemeClr val="phClr"/>
         </a:solidFill>
-        <a:solidFill>
-          <a:schemeClr val="phClr">
-            <a:tint val="95000"/>
-            <a:satMod val="170000"/>
-          </a:schemeClr>
-        </a:solidFill>
         <a:gradFill rotWithShape="1">
           <a:gsLst>
             <a:gs pos="0">
               <a:schemeClr val="phClr">
-                <a:tint val="93000"/>
-                <a:satMod val="150000"/>
-                <a:shade val="98000"/>
-                <a:lumMod val="102000"/>
+                <a:tint val="40000"/>
+                <a:satMod val="350000"/>
               </a:schemeClr>
             </a:gs>
-            <a:gs pos="50000">
+            <a:gs pos="40000">
               <a:schemeClr val="phClr">
-                <a:tint val="98000"/>
-                <a:satMod val="130000"/>
-                <a:shade val="90000"/>
-                <a:lumMod val="103000"/>
+                <a:tint val="45000"/>
+                <a:shade val="99000"/>
+                <a:satMod val="350000"/>
               </a:schemeClr>
             </a:gs>
             <a:gs pos="100000">
               <a:schemeClr val="phClr">
-                <a:shade val="63000"/>
-                <a:satMod val="120000"/>
+                <a:shade val="20000"/>
+                <a:satMod val="255000"/>
               </a:schemeClr>
             </a:gs>
           </a:gsLst>
-          <a:lin ang="5400000" scaled="0"/>
+          <a:path path="circle">
+            <a:fillToRect l="50000" t="-80000" r="50000" b="180000"/>
+          </a:path>
+        </a:gradFill>
+        <a:gradFill rotWithShape="1">
+          <a:gsLst>
+            <a:gs pos="0">
+              <a:schemeClr val="phClr">
+                <a:tint val="80000"/>
+                <a:satMod val="300000"/>
+              </a:schemeClr>
+            </a:gs>
+            <a:gs pos="100000">
+              <a:schemeClr val="phClr">
+                <a:shade val="30000"/>
+                <a:satMod val="200000"/>
+              </a:schemeClr>
+            </a:gs>
+          </a:gsLst>
+          <a:path path="circle">
+            <a:fillToRect l="50000" t="50000" r="50000" b="50000"/>
+          </a:path>
         </a:gradFill>
       </a:bgFillStyleLst>
     </a:fmtScheme>
   </a:themeElements>
-  <a:objectDefaults/>
+  <a:objectDefaults>
+    <a:spDef>
+      <a:spPr/>
+      <a:bodyPr/>
+      <a:lstStyle/>
+      <a:style>
+        <a:lnRef idx="1">
+          <a:schemeClr val="accent1"/>
+        </a:lnRef>
+        <a:fillRef idx="3">
+          <a:schemeClr val="accent1"/>
+        </a:fillRef>
+        <a:effectRef idx="2">
+          <a:schemeClr val="accent1"/>
+        </a:effectRef>
+        <a:fontRef idx="minor">
+          <a:schemeClr val="lt1"/>
+        </a:fontRef>
+      </a:style>
+    </a:spDef>
+    <a:lnDef>
+      <a:spPr/>
+      <a:bodyPr/>
+      <a:lstStyle/>
+      <a:style>
+        <a:lnRef idx="2">
+          <a:schemeClr val="accent1"/>
+        </a:lnRef>
+        <a:fillRef idx="0">
+          <a:schemeClr val="accent1"/>
+        </a:fillRef>
+        <a:effectRef idx="1">
+          <a:schemeClr val="accent1"/>
+        </a:effectRef>
+        <a:fontRef idx="minor">
+          <a:schemeClr val="tx1"/>
+        </a:fontRef>
+      </a:style>
+    </a:lnDef>
+  </a:objectDefaults>
   <a:extraClrSchemeLst/>
-  <a:extLst>
-    <a:ext uri="{05A4C25C-085E-4340-85A3-A5531E510DB2}">
-      <thm15:themeFamily xmlns:thm15="http://schemas.microsoft.com/office/thememl/2012/main" name="Office Theme" id="{2E142A2C-CD16-42D6-873A-C26D2A0506FA}" vid="{1BDDFF52-6CD6-40A5-AB3C-68EB2F1E4D0A}"/>
-    </a:ext>
-  </a:extLst>
 </a:theme>
 </file>